--- a/doc/subdocs/user_api.docx
+++ b/doc/subdocs/user_api.docx
@@ -18,27 +18,27 @@
       <w:pPr>
         <w:pStyle w:val="Heading2"/>
       </w:pPr>
-      <w:bookmarkStart w:id="2" w:name="_Toc247618739"/>
-      <w:bookmarkStart w:id="3" w:name="_Toc342309187"/>
+      <w:bookmarkStart w:id="2" w:name="_Toc342309187"/>
+      <w:bookmarkStart w:id="3" w:name="_Toc247618739"/>
       <w:r>
         <w:t>Component Handling</w:t>
       </w:r>
+      <w:bookmarkEnd w:id="2"/>
+    </w:p>
+    <w:p>
+      <w:r>
+        <w:t>The ability to handle the notion of a component is defined by creating a Part. The primary benefit of defining a Part vs. a recursive build file, as you might in Make, is the ability to better reuse the Part in a different products or projects without having to make a new build file or having to do multiple build passes in case of cross building.</w:t>
+      </w:r>
+    </w:p>
+    <w:p>
+      <w:pPr>
+        <w:pStyle w:val="Heading3"/>
+      </w:pPr>
+      <w:bookmarkStart w:id="4" w:name="_Toc342309188"/>
+      <w:r>
+        <w:t>The Part concept</w:t>
+      </w:r>
       <w:bookmarkEnd w:id="3"/>
-    </w:p>
-    <w:p>
-      <w:r>
-        <w:t>The ability to handle the notion of a component is defined by creating a Part. The primary benefit of defining a Part vs. a recursive build file, as you might in Make, is the ability to better reuse the Part in a different products or projects without having to make a new build file or having to do multiple build passes in case of cross building.</w:t>
-      </w:r>
-    </w:p>
-    <w:p>
-      <w:pPr>
-        <w:pStyle w:val="Heading3"/>
-      </w:pPr>
-      <w:bookmarkStart w:id="4" w:name="_Toc342309188"/>
-      <w:r>
-        <w:t>The Part concept</w:t>
-      </w:r>
-      <w:bookmarkEnd w:id="2"/>
       <w:bookmarkEnd w:id="4"/>
     </w:p>
     <w:p>
@@ -1925,11 +1925,35 @@
     </w:p>
     <w:p>
       <w:pPr>
+        <w:sectPr>
+          <w:type w:val="continuous"/>
+          <w:pgSz w:w="12240" w:h="15840"/>
+          <w:pgMar w:top="1440" w:right="1440" w:bottom="1440" w:left="1440" w:header="720" w:footer="720" w:gutter="0"/>
+          <w:cols w:space="720"/>
+          <w:docGrid w:linePitch="360"/>
+        </w:sectPr>
+      </w:pPr>
+      <w:subDoc r:id="rId22"/>
+    </w:p>
+    <w:p>
+      <w:pPr>
+        <w:sectPr>
+          <w:type w:val="continuous"/>
+          <w:pgSz w:w="12240" w:h="15840"/>
+          <w:pgMar w:top="1440" w:right="1440" w:bottom="1440" w:left="1440" w:header="720" w:footer="720" w:gutter="0"/>
+          <w:cols w:space="720"/>
+          <w:docGrid w:linePitch="360"/>
+        </w:sectPr>
+      </w:pPr>
+      <w:subDoc r:id="rId23"/>
+    </w:p>
+    <w:p>
+      <w:pPr>
         <w:pStyle w:val="Heading3"/>
       </w:pPr>
       <w:bookmarkStart w:id="30" w:name="_Toc247618747"/>
       <w:bookmarkStart w:id="31" w:name="_Toc342309207"/>
-      <w:subDoc r:id="rId22"/>
+      <w:subDoc r:id="rId24"/>
       <w:r>
         <w:t>The Pattern object</w:t>
       </w:r>
@@ -2539,13 +2563,13 @@
         <w:pStyle w:val="Heading2"/>
       </w:pPr>
       <w:bookmarkStart w:id="32" w:name="_Toc247618749"/>
-      <w:bookmarkStart w:id="33" w:name="_Toc247618748"/>
-      <w:bookmarkStart w:id="34" w:name="_Toc342309208"/>
+      <w:bookmarkStart w:id="33" w:name="_Toc342309208"/>
+      <w:bookmarkStart w:id="34" w:name="_Toc247618748"/>
       <w:r>
         <w:t>SDKs and Exporting</w:t>
       </w:r>
       <w:bookmarkEnd w:id="32"/>
-      <w:bookmarkEnd w:id="34"/>
+      <w:bookmarkEnd w:id="33"/>
     </w:p>
     <w:p>
       <w:r>
@@ -3291,7 +3315,7 @@
       <w:r>
         <w:t>Install sandbox</w:t>
       </w:r>
-      <w:bookmarkEnd w:id="33"/>
+      <w:bookmarkEnd w:id="34"/>
       <w:bookmarkEnd w:id="37"/>
     </w:p>
     <w:p>
@@ -3933,7 +3957,7 @@
           <w:docGrid w:linePitch="360"/>
         </w:sectPr>
       </w:pPr>
-      <w:subDoc r:id="rId23"/>
+      <w:subDoc r:id="rId25"/>
     </w:p>
     <w:p>
       <w:pPr>
@@ -3945,7 +3969,7 @@
           <w:docGrid w:linePitch="360"/>
         </w:sectPr>
       </w:pPr>
-      <w:subDoc r:id="rId24"/>
+      <w:subDoc r:id="rId26"/>
     </w:p>
     <w:p>
       <w:pPr>
@@ -3957,7 +3981,7 @@
           <w:docGrid w:linePitch="360"/>
         </w:sectPr>
       </w:pPr>
-      <w:subDoc r:id="rId25"/>
+      <w:subDoc r:id="rId27"/>
     </w:p>
     <w:p>
       <w:pPr>
@@ -3968,7 +3992,7 @@
           <w:color w:val="000000"/>
         </w:rPr>
       </w:pPr>
-      <w:subDoc r:id="rId26"/>
+      <w:subDoc r:id="rId28"/>
     </w:p>
     <w:p>
       <w:pPr>
@@ -4006,7 +4030,7 @@
           <w:docGrid w:linePitch="360"/>
         </w:sectPr>
       </w:pPr>
-      <w:subDoc r:id="rId27"/>
+      <w:subDoc r:id="rId29"/>
     </w:p>
     <w:p>
       <w:pPr>
@@ -4018,7 +4042,7 @@
           <w:docGrid w:linePitch="360"/>
         </w:sectPr>
       </w:pPr>
-      <w:subDoc r:id="rId28"/>
+      <w:subDoc r:id="rId30"/>
     </w:p>
     <w:p>
       <w:pPr>
@@ -4030,7 +4054,7 @@
           <w:docGrid w:linePitch="360"/>
         </w:sectPr>
       </w:pPr>
-      <w:subDoc r:id="rId29"/>
+      <w:subDoc r:id="rId31"/>
     </w:p>
     <w:p>
       <w:pPr>
@@ -4038,7 +4062,7 @@
       </w:pPr>
       <w:bookmarkStart w:id="42" w:name="_Toc247618750"/>
       <w:bookmarkStart w:id="43" w:name="_Toc342309216"/>
-      <w:subDoc r:id="rId30"/>
+      <w:subDoc r:id="rId32"/>
       <w:r>
         <w:t>Version control system</w:t>
       </w:r>
@@ -4077,7 +4101,7 @@
       </w:pPr>
     </w:p>
     <w:p>
-      <w:subDoc r:id="rId31"/>
+      <w:subDoc r:id="rId33"/>
     </w:p>
     <w:p>
       <w:pPr>
@@ -4094,7 +4118,7 @@
       <w:pPr>
         <w:pStyle w:val="CodeBlock1"/>
       </w:pPr>
-      <w:subDoc r:id="rId32"/>
+      <w:subDoc r:id="rId34"/>
     </w:p>
     <w:p/>
     <w:p>
@@ -4130,7 +4154,7 @@
         <w:pStyle w:val="Heading2"/>
       </w:pPr>
       <w:bookmarkStart w:id="47" w:name="_Toc342309219"/>
-      <w:subDoc r:id="rId33"/>
+      <w:subDoc r:id="rId35"/>
       <w:r>
         <w:t>Python script runner</w:t>
       </w:r>
@@ -4168,7 +4192,7 @@
       </w:pPr>
     </w:p>
     <w:p>
-      <w:subDoc r:id="rId34"/>
+      <w:subDoc r:id="rId36"/>
     </w:p>
     <w:p>
       <w:pPr>
@@ -11826,6 +11850,78 @@
       <w:i w:val="0"/>
     </w:rPr>
   </w:style>
+  <w:style w:type="paragraph" w:customStyle="1" w:styleId="CodeBlock15">
+    <w:name w:val="Code Block15"/>
+    <w:basedOn w:val="Normal"/>
+    <w:uiPriority w:val="99"/>
+    <w:qFormat/>
+    <w:rsid w:val="00B82933"/>
+    <w:pPr>
+      <w:keepNext/>
+      <w:keepLines/>
+      <w:widowControl w:val="0"/>
+      <w:pBdr>
+        <w:top w:val="single" w:sz="8" w:space="1" w:color="4F81BD" w:themeColor="accent1"/>
+        <w:left w:val="single" w:sz="24" w:space="4" w:color="4F81BD" w:themeColor="accent1"/>
+      </w:pBdr>
+      <w:shd w:val="clear" w:color="auto" w:fill="EEECE1" w:themeFill="background2"/>
+      <w:spacing w:after="0"/>
+      <w:ind w:left="288" w:right="288"/>
+    </w:pPr>
+    <w:rPr>
+      <w:rFonts w:ascii="Courier New" w:hAnsi="Courier New"/>
+      <w:i/>
+      <w:sz w:val="20"/>
+    </w:rPr>
+  </w:style>
+  <w:style w:type="paragraph" w:customStyle="1" w:styleId="FunctionDeclarationHeader13">
+    <w:name w:val="Function Declaration Header13"/>
+    <w:basedOn w:val="Heading4"/>
+    <w:qFormat/>
+    <w:rsid w:val="00B82933"/>
+    <w:pPr>
+      <w:shd w:val="clear" w:color="DBE5F1" w:themeColor="accent1" w:themeTint="33" w:fill="auto"/>
+    </w:pPr>
+    <w:rPr>
+      <w:i w:val="0"/>
+    </w:rPr>
+  </w:style>
+  <w:style w:type="paragraph" w:customStyle="1" w:styleId="CodeBlock16">
+    <w:name w:val="Code Block16"/>
+    <w:basedOn w:val="Normal"/>
+    <w:uiPriority w:val="99"/>
+    <w:qFormat/>
+    <w:rsid w:val="00B82933"/>
+    <w:pPr>
+      <w:keepNext/>
+      <w:keepLines/>
+      <w:widowControl w:val="0"/>
+      <w:pBdr>
+        <w:top w:val="single" w:sz="8" w:space="1" w:color="4F81BD" w:themeColor="accent1"/>
+        <w:left w:val="single" w:sz="24" w:space="4" w:color="4F81BD" w:themeColor="accent1"/>
+      </w:pBdr>
+      <w:shd w:val="clear" w:color="auto" w:fill="EEECE1" w:themeFill="background2"/>
+      <w:spacing w:after="0"/>
+      <w:ind w:left="288" w:right="288"/>
+    </w:pPr>
+    <w:rPr>
+      <w:rFonts w:ascii="Courier New" w:hAnsi="Courier New"/>
+      <w:i/>
+      <w:sz w:val="20"/>
+    </w:rPr>
+  </w:style>
+  <w:style w:type="paragraph" w:customStyle="1" w:styleId="FunctionDeclarationHeader14">
+    <w:name w:val="Function Declaration Header14"/>
+    <w:basedOn w:val="Heading4"/>
+    <w:qFormat/>
+    <w:rsid w:val="00B82933"/>
+    <w:pPr>
+      <w:shd w:val="clear" w:color="DBE5F1" w:themeColor="accent1" w:themeTint="33" w:fill="auto"/>
+    </w:pPr>
+    <w:rPr>
+      <w:i w:val="0"/>
+    </w:rPr>
+  </w:style>
 </w:styles>
 </file>
 
@@ -13690,6 +13786,78 @@
     <w:basedOn w:val="Heading4"/>
     <w:qFormat/>
     <w:rsid w:val="00462D71"/>
+    <w:pPr>
+      <w:shd w:val="clear" w:color="DBE5F1" w:themeColor="accent1" w:themeTint="33" w:fill="auto"/>
+    </w:pPr>
+    <w:rPr>
+      <w:i w:val="0"/>
+    </w:rPr>
+  </w:style>
+  <w:style w:type="paragraph" w:customStyle="1" w:styleId="CodeBlock15">
+    <w:name w:val="Code Block15"/>
+    <w:basedOn w:val="Normal"/>
+    <w:uiPriority w:val="99"/>
+    <w:qFormat/>
+    <w:rsid w:val="00B82933"/>
+    <w:pPr>
+      <w:keepNext/>
+      <w:keepLines/>
+      <w:widowControl w:val="0"/>
+      <w:pBdr>
+        <w:top w:val="single" w:sz="8" w:space="1" w:color="4F81BD" w:themeColor="accent1"/>
+        <w:left w:val="single" w:sz="24" w:space="4" w:color="4F81BD" w:themeColor="accent1"/>
+      </w:pBdr>
+      <w:shd w:val="clear" w:color="auto" w:fill="EEECE1" w:themeFill="background2"/>
+      <w:spacing w:after="0"/>
+      <w:ind w:left="288" w:right="288"/>
+    </w:pPr>
+    <w:rPr>
+      <w:rFonts w:ascii="Courier New" w:hAnsi="Courier New"/>
+      <w:i/>
+      <w:sz w:val="20"/>
+    </w:rPr>
+  </w:style>
+  <w:style w:type="paragraph" w:customStyle="1" w:styleId="FunctionDeclarationHeader13">
+    <w:name w:val="Function Declaration Header13"/>
+    <w:basedOn w:val="Heading4"/>
+    <w:qFormat/>
+    <w:rsid w:val="00B82933"/>
+    <w:pPr>
+      <w:shd w:val="clear" w:color="DBE5F1" w:themeColor="accent1" w:themeTint="33" w:fill="auto"/>
+    </w:pPr>
+    <w:rPr>
+      <w:i w:val="0"/>
+    </w:rPr>
+  </w:style>
+  <w:style w:type="paragraph" w:customStyle="1" w:styleId="CodeBlock16">
+    <w:name w:val="Code Block16"/>
+    <w:basedOn w:val="Normal"/>
+    <w:uiPriority w:val="99"/>
+    <w:qFormat/>
+    <w:rsid w:val="00B82933"/>
+    <w:pPr>
+      <w:keepNext/>
+      <w:keepLines/>
+      <w:widowControl w:val="0"/>
+      <w:pBdr>
+        <w:top w:val="single" w:sz="8" w:space="1" w:color="4F81BD" w:themeColor="accent1"/>
+        <w:left w:val="single" w:sz="24" w:space="4" w:color="4F81BD" w:themeColor="accent1"/>
+      </w:pBdr>
+      <w:shd w:val="clear" w:color="auto" w:fill="EEECE1" w:themeFill="background2"/>
+      <w:spacing w:after="0"/>
+      <w:ind w:left="288" w:right="288"/>
+    </w:pPr>
+    <w:rPr>
+      <w:rFonts w:ascii="Courier New" w:hAnsi="Courier New"/>
+      <w:i/>
+      <w:sz w:val="20"/>
+    </w:rPr>
+  </w:style>
+  <w:style w:type="paragraph" w:customStyle="1" w:styleId="FunctionDeclarationHeader14">
+    <w:name w:val="Function Declaration Header14"/>
+    <w:basedOn w:val="Heading4"/>
+    <w:qFormat/>
+    <w:rsid w:val="00B82933"/>
     <w:pPr>
       <w:shd w:val="clear" w:color="DBE5F1" w:themeColor="accent1" w:themeTint="33" w:fill="auto"/>
     </w:pPr>

--- a/doc/subdocs/user_api.docx
+++ b/doc/subdocs/user_api.docx
@@ -7,7 +7,7 @@
         <w:pStyle w:val="Heading1"/>
       </w:pPr>
       <w:bookmarkStart w:id="0" w:name="_Toc247618738"/>
-      <w:bookmarkStart w:id="1" w:name="_Toc342309186"/>
+      <w:bookmarkStart w:id="1" w:name="_Toc353986027"/>
       <w:r>
         <w:t>User API</w:t>
       </w:r>
@@ -18,27 +18,27 @@
       <w:pPr>
         <w:pStyle w:val="Heading2"/>
       </w:pPr>
-      <w:bookmarkStart w:id="2" w:name="_Toc342309187"/>
-      <w:bookmarkStart w:id="3" w:name="_Toc247618739"/>
+      <w:bookmarkStart w:id="2" w:name="_Toc247618739"/>
+      <w:bookmarkStart w:id="3" w:name="_Toc353986028"/>
       <w:r>
         <w:t>Component Handling</w:t>
       </w:r>
+      <w:bookmarkEnd w:id="3"/>
+    </w:p>
+    <w:p>
+      <w:r>
+        <w:t>The ability to handle the notion of a component is defined by creating a Part. The primary benefit of defining a Part vs. a recursive build file, as you might in Make, is the ability to better reuse the Part in a different products or projects without having to make a new build file or having to do multiple build passes in case of cross building.</w:t>
+      </w:r>
+    </w:p>
+    <w:p>
+      <w:pPr>
+        <w:pStyle w:val="Heading3"/>
+      </w:pPr>
+      <w:bookmarkStart w:id="4" w:name="_Toc353986029"/>
+      <w:r>
+        <w:t>The Part concept</w:t>
+      </w:r>
       <w:bookmarkEnd w:id="2"/>
-    </w:p>
-    <w:p>
-      <w:r>
-        <w:t>The ability to handle the notion of a component is defined by creating a Part. The primary benefit of defining a Part vs. a recursive build file, as you might in Make, is the ability to better reuse the Part in a different products or projects without having to make a new build file or having to do multiple build passes in case of cross building.</w:t>
-      </w:r>
-    </w:p>
-    <w:p>
-      <w:pPr>
-        <w:pStyle w:val="Heading3"/>
-      </w:pPr>
-      <w:bookmarkStart w:id="4" w:name="_Toc342309188"/>
-      <w:r>
-        <w:t>The Part concept</w:t>
-      </w:r>
-      <w:bookmarkEnd w:id="3"/>
       <w:bookmarkEnd w:id="4"/>
     </w:p>
     <w:p>
@@ -97,7 +97,7 @@
       <w:pPr>
         <w:pStyle w:val="Heading3"/>
       </w:pPr>
-      <w:bookmarkStart w:id="5" w:name="_Toc342309189"/>
+      <w:bookmarkStart w:id="5" w:name="_Toc353986030"/>
       <w:r>
         <w:t>Component API calls</w:t>
       </w:r>
@@ -166,7 +166,7 @@
         <w:pStyle w:val="Heading2"/>
       </w:pPr>
       <w:bookmarkStart w:id="6" w:name="_Toc247618740"/>
-      <w:bookmarkStart w:id="7" w:name="_Toc342309190"/>
+      <w:bookmarkStart w:id="7" w:name="_Toc353986031"/>
       <w:subDoc r:id="rId10"/>
       <w:r>
         <w:t>Version handing</w:t>
@@ -183,7 +183,7 @@
       <w:pPr>
         <w:pStyle w:val="Heading3"/>
       </w:pPr>
-      <w:bookmarkStart w:id="8" w:name="_Toc342309191"/>
+      <w:bookmarkStart w:id="8" w:name="_Toc353986032"/>
       <w:r>
         <w:t>Version</w:t>
       </w:r>
@@ -656,7 +656,7 @@
       <w:pPr>
         <w:pStyle w:val="Heading3"/>
       </w:pPr>
-      <w:bookmarkStart w:id="9" w:name="_Toc342309192"/>
+      <w:bookmarkStart w:id="9" w:name="_Toc353986033"/>
       <w:r>
         <w:t>Version Range object</w:t>
       </w:r>
@@ -1124,7 +1124,7 @@
       <w:pPr>
         <w:pStyle w:val="Heading2"/>
       </w:pPr>
-      <w:bookmarkStart w:id="11" w:name="_Toc342309193"/>
+      <w:bookmarkStart w:id="11" w:name="_Toc353986034"/>
       <w:r>
         <w:t>Version information</w:t>
       </w:r>
@@ -1140,7 +1140,7 @@
       <w:pPr>
         <w:pStyle w:val="Heading3"/>
       </w:pPr>
-      <w:bookmarkStart w:id="12" w:name="_Toc342309194"/>
+      <w:bookmarkStart w:id="12" w:name="_Toc353986035"/>
       <w:r>
         <w:t>Version information API calls</w:t>
       </w:r>
@@ -1191,7 +1191,7 @@
         <w:pStyle w:val="Heading2"/>
       </w:pPr>
       <w:bookmarkStart w:id="13" w:name="_Toc247618742"/>
-      <w:bookmarkStart w:id="14" w:name="_Toc342309195"/>
+      <w:bookmarkStart w:id="14" w:name="_Toc353986036"/>
       <w:r>
         <w:t>Dependence mapping</w:t>
       </w:r>
@@ -1207,7 +1207,7 @@
       <w:pPr>
         <w:pStyle w:val="Heading3"/>
       </w:pPr>
-      <w:bookmarkStart w:id="15" w:name="_Toc342309196"/>
+      <w:bookmarkStart w:id="15" w:name="_Toc353986037"/>
       <w:r>
         <w:t>Matching issues</w:t>
       </w:r>
@@ -1222,7 +1222,7 @@
       <w:pPr>
         <w:pStyle w:val="Heading3"/>
       </w:pPr>
-      <w:bookmarkStart w:id="16" w:name="_Toc342309197"/>
+      <w:bookmarkStart w:id="16" w:name="_Toc353986038"/>
       <w:r>
         <w:t>Dependency mapping API calls</w:t>
       </w:r>
@@ -1268,7 +1268,7 @@
         <w:pStyle w:val="Heading2"/>
       </w:pPr>
       <w:bookmarkStart w:id="17" w:name="_Toc247618743"/>
-      <w:bookmarkStart w:id="18" w:name="_Toc342309198"/>
+      <w:bookmarkStart w:id="18" w:name="_Toc353986039"/>
       <w:subDoc r:id="rId16"/>
       <w:r>
         <w:t>Configurations</w:t>
@@ -1305,7 +1305,7 @@
       <w:pPr>
         <w:pStyle w:val="Heading3"/>
       </w:pPr>
-      <w:bookmarkStart w:id="19" w:name="_Toc342309199"/>
+      <w:bookmarkStart w:id="19" w:name="_Toc353986040"/>
       <w:r>
         <w:t>Configuration API</w:t>
       </w:r>
@@ -1339,7 +1339,7 @@
         <w:pStyle w:val="Heading2"/>
       </w:pPr>
       <w:bookmarkStart w:id="20" w:name="_Toc247618744"/>
-      <w:bookmarkStart w:id="21" w:name="_Toc342309200"/>
+      <w:bookmarkStart w:id="21" w:name="_Toc353986041"/>
       <w:subDoc r:id="rId18"/>
       <w:r>
         <w:t xml:space="preserve">Platform </w:t>
@@ -1359,7 +1359,7 @@
       <w:pPr>
         <w:pStyle w:val="Heading3"/>
       </w:pPr>
-      <w:bookmarkStart w:id="22" w:name="_Toc342309201"/>
+      <w:bookmarkStart w:id="22" w:name="_Toc353986042"/>
       <w:r>
         <w:t>Environment Variables</w:t>
       </w:r>
@@ -1452,7 +1452,7 @@
       <w:pPr>
         <w:pStyle w:val="Heading3"/>
       </w:pPr>
-      <w:bookmarkStart w:id="23" w:name="_Toc342309202"/>
+      <w:bookmarkStart w:id="23" w:name="_Toc353986043"/>
       <w:r>
         <w:t>Adding new platforms</w:t>
       </w:r>
@@ -1827,7 +1827,7 @@
       <w:pPr>
         <w:pStyle w:val="Heading2"/>
       </w:pPr>
-      <w:bookmarkStart w:id="25" w:name="_Toc342309203"/>
+      <w:bookmarkStart w:id="25" w:name="_Toc353986044"/>
       <w:r>
         <w:t>Tool Chains</w:t>
       </w:r>
@@ -1843,7 +1843,7 @@
       <w:pPr>
         <w:pStyle w:val="Heading3"/>
       </w:pPr>
-      <w:bookmarkStart w:id="26" w:name="_Toc342309204"/>
+      <w:bookmarkStart w:id="26" w:name="_Toc353986045"/>
       <w:r>
         <w:t>Tool chain API calls</w:t>
       </w:r>
@@ -1865,7 +1865,7 @@
         <w:pStyle w:val="Heading2"/>
       </w:pPr>
       <w:bookmarkStart w:id="27" w:name="_Toc247618746"/>
-      <w:bookmarkStart w:id="28" w:name="_Toc342309205"/>
+      <w:bookmarkStart w:id="28" w:name="_Toc353986046"/>
       <w:subDoc r:id="rId19"/>
       <w:r>
         <w:t>Node helpers</w:t>
@@ -1882,7 +1882,7 @@
       <w:pPr>
         <w:pStyle w:val="Heading3"/>
       </w:pPr>
-      <w:bookmarkStart w:id="29" w:name="_Toc342309206"/>
+      <w:bookmarkStart w:id="29" w:name="_Toc353986047"/>
       <w:r>
         <w:t>Node helper API calls</w:t>
       </w:r>
@@ -1952,7 +1952,7 @@
         <w:pStyle w:val="Heading3"/>
       </w:pPr>
       <w:bookmarkStart w:id="30" w:name="_Toc247618747"/>
-      <w:bookmarkStart w:id="31" w:name="_Toc342309207"/>
+      <w:bookmarkStart w:id="31" w:name="_Toc353986048"/>
       <w:subDoc r:id="rId24"/>
       <w:r>
         <w:t>The Pattern object</w:t>
@@ -2563,13 +2563,13 @@
         <w:pStyle w:val="Heading2"/>
       </w:pPr>
       <w:bookmarkStart w:id="32" w:name="_Toc247618749"/>
-      <w:bookmarkStart w:id="33" w:name="_Toc342309208"/>
-      <w:bookmarkStart w:id="34" w:name="_Toc247618748"/>
+      <w:bookmarkStart w:id="33" w:name="_Toc247618748"/>
+      <w:bookmarkStart w:id="34" w:name="_Toc353986049"/>
       <w:r>
         <w:t>SDKs and Exporting</w:t>
       </w:r>
       <w:bookmarkEnd w:id="32"/>
-      <w:bookmarkEnd w:id="33"/>
+      <w:bookmarkEnd w:id="34"/>
     </w:p>
     <w:p>
       <w:r>
@@ -2580,7 +2580,7 @@
       <w:pPr>
         <w:pStyle w:val="Heading3"/>
       </w:pPr>
-      <w:bookmarkStart w:id="35" w:name="_Toc342309209"/>
+      <w:bookmarkStart w:id="35" w:name="_Toc353986050"/>
       <w:r>
         <w:t>The SDK Methods</w:t>
       </w:r>
@@ -3296,7 +3296,7 @@
       <w:pPr>
         <w:pStyle w:val="Heading2"/>
       </w:pPr>
-      <w:bookmarkStart w:id="36" w:name="_Toc342309210"/>
+      <w:bookmarkStart w:id="36" w:name="_Toc353986051"/>
       <w:r>
         <w:t>Packaging</w:t>
       </w:r>
@@ -3311,11 +3311,11 @@
       <w:pPr>
         <w:pStyle w:val="Heading2"/>
       </w:pPr>
-      <w:bookmarkStart w:id="37" w:name="_Toc342309211"/>
+      <w:bookmarkStart w:id="37" w:name="_Toc353986052"/>
       <w:r>
         <w:t>Install sandbox</w:t>
       </w:r>
-      <w:bookmarkEnd w:id="34"/>
+      <w:bookmarkEnd w:id="33"/>
       <w:bookmarkEnd w:id="37"/>
     </w:p>
     <w:p>
@@ -3327,7 +3327,7 @@
       <w:pPr>
         <w:pStyle w:val="Heading3"/>
       </w:pPr>
-      <w:bookmarkStart w:id="38" w:name="_Toc342309212"/>
+      <w:bookmarkStart w:id="38" w:name="_Toc353986053"/>
       <w:r>
         <w:t>The Install API</w:t>
       </w:r>
@@ -3879,7 +3879,7 @@
       <w:pPr>
         <w:pStyle w:val="Heading2"/>
       </w:pPr>
-      <w:bookmarkStart w:id="39" w:name="_Toc342309213"/>
+      <w:bookmarkStart w:id="39" w:name="_Toc353986054"/>
       <w:r>
         <w:t>Package Groups</w:t>
       </w:r>
@@ -3894,7 +3894,7 @@
       <w:pPr>
         <w:pStyle w:val="Heading3"/>
       </w:pPr>
-      <w:bookmarkStart w:id="40" w:name="_Toc342309214"/>
+      <w:bookmarkStart w:id="40" w:name="_Toc353986055"/>
       <w:r>
         <w:t>The Package Group API</w:t>
       </w:r>
@@ -3998,7 +3998,7 @@
       <w:pPr>
         <w:pStyle w:val="Heading3"/>
       </w:pPr>
-      <w:bookmarkStart w:id="41" w:name="_Toc342309215"/>
+      <w:bookmarkStart w:id="41" w:name="_Toc353986056"/>
       <w:r>
         <w:t>The Package Group Criteria API</w:t>
       </w:r>
@@ -4061,7 +4061,7 @@
         <w:pStyle w:val="Heading2"/>
       </w:pPr>
       <w:bookmarkStart w:id="42" w:name="_Toc247618750"/>
-      <w:bookmarkStart w:id="43" w:name="_Toc342309216"/>
+      <w:bookmarkStart w:id="43" w:name="_Toc353986057"/>
       <w:subDoc r:id="rId32"/>
       <w:r>
         <w:t>Version control system</w:t>
@@ -4083,7 +4083,7 @@
       <w:pPr>
         <w:pStyle w:val="Heading3"/>
       </w:pPr>
-      <w:bookmarkStart w:id="44" w:name="_Toc342309217"/>
+      <w:bookmarkStart w:id="44" w:name="_Toc353986058"/>
       <w:r>
         <w:t>Vcs API</w:t>
       </w:r>
@@ -4101,9 +4101,6 @@
       </w:pPr>
     </w:p>
     <w:p>
-      <w:subDoc r:id="rId33"/>
-    </w:p>
-    <w:p>
       <w:pPr>
         <w:sectPr>
           <w:type w:val="continuous"/>
@@ -4113,30 +4110,7 @@
           <w:docGrid w:linePitch="360"/>
         </w:sectPr>
       </w:pPr>
-    </w:p>
-    <w:p>
-      <w:pPr>
-        <w:pStyle w:val="CodeBlock1"/>
-      </w:pPr>
-      <w:subDoc r:id="rId34"/>
-    </w:p>
-    <w:p/>
-    <w:p>
-      <w:pPr>
-        <w:pStyle w:val="Heading2"/>
-      </w:pPr>
-      <w:bookmarkStart w:id="45" w:name="_Toc247618751"/>
-      <w:bookmarkStart w:id="46" w:name="_Toc342309218"/>
-      <w:r>
-        <w:t>Testing</w:t>
-      </w:r>
-      <w:bookmarkEnd w:id="45"/>
-      <w:bookmarkEnd w:id="46"/>
-    </w:p>
-    <w:p>
-      <w:r>
-        <w:t xml:space="preserve">Testing is an important aspect of any project. Parts attempts to define a set of functions to help with different common testing concepts, that may be needed to help produce a quality product release. Currently only the concept of unit testing has been tackled. In future other testing concepts maybe attempted and added to handle more high level testing ideas. All testing concepts will get an independent set of aliases to allow better control over when and how they are built. </w:t>
-      </w:r>
+      <w:subDoc r:id="rId33"/>
     </w:p>
     <w:p>
       <w:pPr>
@@ -4148,37 +4122,27 @@
           <w:docGrid w:linePitch="360"/>
         </w:sectPr>
       </w:pPr>
+      <w:subDoc r:id="rId34"/>
+    </w:p>
+    <w:p>
+      <w:subDoc r:id="rId35"/>
     </w:p>
     <w:p>
       <w:pPr>
         <w:pStyle w:val="Heading2"/>
       </w:pPr>
-      <w:bookmarkStart w:id="47" w:name="_Toc342309219"/>
-      <w:subDoc r:id="rId35"/>
-      <w:r>
-        <w:t>Python script runner</w:t>
-      </w:r>
-      <w:bookmarkEnd w:id="47"/>
-    </w:p>
-    <w:p>
-      <w:r>
-        <w:t xml:space="preserve">This function warps a builder object that allows the execution of a external python script. This allows the user to address two issues when using Command/Execute or direct importing of the script. In the case when the script has the same name in many different Parts, but the content of the script is different, this function allows these scripts to be sandboxed from each other in the python loader, without this random behavior can happen as Python will think that it has already imported a certain script. If a custom builder object was made to execute a function in the script random behavior can happen as the load order and use of import reloading can effect what the final builder will do when it is called. This can be very difficult to debug and correct in case of parallel builds. The other case this helps solve is providing an easy way to make sure your script is called only when it has to be during the build and providing a standard way to get data about what the script will do. Without this it can be difficult to tell SCons what the script should provide during the read phase, so SCons can call it correctly during the build phase. </w:t>
-      </w:r>
-    </w:p>
-    <w:p>
-      <w:r>
-        <w:t>To deal with this the python script will load a script with a special importer to prevent issues of script overriding. The script will have to provide two functions. One will need to return a list of files that will be created when the script is ran, and the other will do the actual actions needed to create these files. The names of these function by default will be emit and build, but the user can override what entry points to use.</w:t>
-      </w:r>
-    </w:p>
-    <w:p>
-      <w:pPr>
-        <w:pStyle w:val="Heading3"/>
-      </w:pPr>
-      <w:bookmarkStart w:id="48" w:name="_Toc342309220"/>
-      <w:r>
-        <w:t>Python script runner API</w:t>
-      </w:r>
-      <w:bookmarkEnd w:id="48"/>
+      <w:bookmarkStart w:id="45" w:name="_Toc247618751"/>
+      <w:bookmarkStart w:id="46" w:name="_Toc353986059"/>
+      <w:r>
+        <w:t>Testing</w:t>
+      </w:r>
+      <w:bookmarkEnd w:id="45"/>
+      <w:bookmarkEnd w:id="46"/>
+    </w:p>
+    <w:p>
+      <w:r>
+        <w:t xml:space="preserve">Testing is an important aspect of any project. Parts attempts to define a set of functions to help with different common testing concepts, that may be needed to help produce a quality product release. Currently only the concept of unit testing has been tackled. In future other testing concepts maybe attempted and added to handle more high level testing ideas. All testing concepts will get an independent set of aliases to allow better control over when and how they are built. </w:t>
+      </w:r>
     </w:p>
     <w:p>
       <w:pPr>
@@ -4192,14 +4156,56 @@
       </w:pPr>
     </w:p>
     <w:p>
+      <w:pPr>
+        <w:pStyle w:val="Heading2"/>
+      </w:pPr>
+      <w:bookmarkStart w:id="47" w:name="_Toc353986060"/>
       <w:subDoc r:id="rId36"/>
+      <w:r>
+        <w:t>Python script runner</w:t>
+      </w:r>
+      <w:bookmarkEnd w:id="47"/>
+    </w:p>
+    <w:p>
+      <w:r>
+        <w:t xml:space="preserve">This function warps a builder object that allows the execution of a external python script. This allows the user to address two issues when using Command/Execute or direct importing of the script. In the case when the script has the same name in many different Parts, but the content of the script is different, this function allows these scripts to be sandboxed from each other in the python loader, without this random behavior can happen as Python will think that it has already imported a certain script. If a custom builder object was made to execute a function in the script random behavior can happen as the load order and use of import reloading can effect what the final builder will do when it is called. This can be very difficult to debug and correct in case of parallel builds. The other case this helps solve is providing an easy way to make sure your script is called only when it has to be during the build and providing a standard way to get data about what the script will do. Without this it can be difficult to tell SCons what the script should provide during the read phase, so SCons can call it correctly during the build phase. </w:t>
+      </w:r>
+    </w:p>
+    <w:p>
+      <w:r>
+        <w:t>To deal with this the python script will load a script with a special importer to prevent issues of script overriding. The script will have to provide two functions. One will need to return a list of files that will be created when the script is ran, and the other will do the actual actions needed to create these files. The names of these function by default will be emit and build, but the user can override what entry points to use.</w:t>
+      </w:r>
+    </w:p>
+    <w:p>
+      <w:pPr>
+        <w:pStyle w:val="Heading3"/>
+      </w:pPr>
+      <w:bookmarkStart w:id="48" w:name="_Toc353986061"/>
+      <w:r>
+        <w:t>Python script runner API</w:t>
+      </w:r>
+      <w:bookmarkEnd w:id="48"/>
+    </w:p>
+    <w:p>
+      <w:pPr>
+        <w:sectPr>
+          <w:type w:val="continuous"/>
+          <w:pgSz w:w="12240" w:h="15840"/>
+          <w:pgMar w:top="1440" w:right="1440" w:bottom="1440" w:left="1440" w:header="720" w:footer="720" w:gutter="0"/>
+          <w:cols w:space="720"/>
+          <w:docGrid w:linePitch="360"/>
+        </w:sectPr>
+      </w:pPr>
+    </w:p>
+    <w:p>
+      <w:subDoc r:id="rId37"/>
     </w:p>
     <w:p>
       <w:pPr>
         <w:pStyle w:val="Heading2"/>
       </w:pPr>
       <w:bookmarkStart w:id="49" w:name="_Toc247618753"/>
-      <w:bookmarkStart w:id="50" w:name="_Toc342309221"/>
+      <w:bookmarkStart w:id="50" w:name="_Toc353986062"/>
       <w:r>
         <w:t>Documentation building</w:t>
       </w:r>
@@ -5458,7 +5464,7 @@
         <w:rFonts w:ascii="Symbol" w:hAnsi="Symbol" w:hint="default"/>
       </w:rPr>
     </w:lvl>
-    <w:lvl w:ilvl="1" w:tplc="04090003" w:tentative="1">
+    <w:lvl w:ilvl="1" w:tplc="04090003">
       <w:start w:val="1"/>
       <w:numFmt w:val="bullet"/>
       <w:lvlText w:val="o"/>
@@ -11922,6 +11928,30 @@
       <w:i w:val="0"/>
     </w:rPr>
   </w:style>
+  <w:style w:type="paragraph" w:customStyle="1" w:styleId="CodeBlock17">
+    <w:name w:val="Code Block17"/>
+    <w:basedOn w:val="Normal"/>
+    <w:uiPriority w:val="99"/>
+    <w:qFormat/>
+    <w:rsid w:val="00A5378A"/>
+    <w:pPr>
+      <w:keepNext/>
+      <w:keepLines/>
+      <w:widowControl w:val="0"/>
+      <w:pBdr>
+        <w:top w:val="single" w:sz="8" w:space="1" w:color="4F81BD" w:themeColor="accent1"/>
+        <w:left w:val="single" w:sz="24" w:space="4" w:color="4F81BD" w:themeColor="accent1"/>
+      </w:pBdr>
+      <w:shd w:val="clear" w:color="auto" w:fill="EEECE1" w:themeFill="background2"/>
+      <w:spacing w:after="0"/>
+      <w:ind w:left="288" w:right="288"/>
+    </w:pPr>
+    <w:rPr>
+      <w:rFonts w:ascii="Courier New" w:hAnsi="Courier New"/>
+      <w:i/>
+      <w:sz w:val="20"/>
+    </w:rPr>
+  </w:style>
 </w:styles>
 </file>
 
@@ -13863,6 +13893,30 @@
     </w:pPr>
     <w:rPr>
       <w:i w:val="0"/>
+    </w:rPr>
+  </w:style>
+  <w:style w:type="paragraph" w:customStyle="1" w:styleId="CodeBlock17">
+    <w:name w:val="Code Block17"/>
+    <w:basedOn w:val="Normal"/>
+    <w:uiPriority w:val="99"/>
+    <w:qFormat/>
+    <w:rsid w:val="00A5378A"/>
+    <w:pPr>
+      <w:keepNext/>
+      <w:keepLines/>
+      <w:widowControl w:val="0"/>
+      <w:pBdr>
+        <w:top w:val="single" w:sz="8" w:space="1" w:color="4F81BD" w:themeColor="accent1"/>
+        <w:left w:val="single" w:sz="24" w:space="4" w:color="4F81BD" w:themeColor="accent1"/>
+      </w:pBdr>
+      <w:shd w:val="clear" w:color="auto" w:fill="EEECE1" w:themeFill="background2"/>
+      <w:spacing w:after="0"/>
+      <w:ind w:left="288" w:right="288"/>
+    </w:pPr>
+    <w:rPr>
+      <w:rFonts w:ascii="Courier New" w:hAnsi="Courier New"/>
+      <w:i/>
+      <w:sz w:val="20"/>
     </w:rPr>
   </w:style>
 </w:styles>

--- a/doc/subdocs/user_api.docx
+++ b/doc/subdocs/user_api.docx
@@ -7,7 +7,7 @@
         <w:pStyle w:val="Heading1"/>
       </w:pPr>
       <w:bookmarkStart w:id="0" w:name="_Toc247618738"/>
-      <w:bookmarkStart w:id="1" w:name="_Toc353986027"/>
+      <w:bookmarkStart w:id="1" w:name="_Toc396470020"/>
       <w:r>
         <w:t>User API</w:t>
       </w:r>
@@ -19,7 +19,7 @@
         <w:pStyle w:val="Heading2"/>
       </w:pPr>
       <w:bookmarkStart w:id="2" w:name="_Toc247618739"/>
-      <w:bookmarkStart w:id="3" w:name="_Toc353986028"/>
+      <w:bookmarkStart w:id="3" w:name="_Toc396470021"/>
       <w:r>
         <w:t>Component Handling</w:t>
       </w:r>
@@ -34,7 +34,7 @@
       <w:pPr>
         <w:pStyle w:val="Heading3"/>
       </w:pPr>
-      <w:bookmarkStart w:id="4" w:name="_Toc353986029"/>
+      <w:bookmarkStart w:id="4" w:name="_Toc396470022"/>
       <w:r>
         <w:t>The Part concept</w:t>
       </w:r>
@@ -97,7 +97,7 @@
       <w:pPr>
         <w:pStyle w:val="Heading3"/>
       </w:pPr>
-      <w:bookmarkStart w:id="5" w:name="_Toc353986030"/>
+      <w:bookmarkStart w:id="5" w:name="_Toc396470023"/>
       <w:r>
         <w:t>Component API calls</w:t>
       </w:r>
@@ -166,7 +166,7 @@
         <w:pStyle w:val="Heading2"/>
       </w:pPr>
       <w:bookmarkStart w:id="6" w:name="_Toc247618740"/>
-      <w:bookmarkStart w:id="7" w:name="_Toc353986031"/>
+      <w:bookmarkStart w:id="7" w:name="_Toc396470024"/>
       <w:subDoc r:id="rId10"/>
       <w:r>
         <w:t>Version handing</w:t>
@@ -183,7 +183,7 @@
       <w:pPr>
         <w:pStyle w:val="Heading3"/>
       </w:pPr>
-      <w:bookmarkStart w:id="8" w:name="_Toc353986032"/>
+      <w:bookmarkStart w:id="8" w:name="_Toc396470025"/>
       <w:r>
         <w:t>Version</w:t>
       </w:r>
@@ -656,7 +656,7 @@
       <w:pPr>
         <w:pStyle w:val="Heading3"/>
       </w:pPr>
-      <w:bookmarkStart w:id="9" w:name="_Toc353986033"/>
+      <w:bookmarkStart w:id="9" w:name="_Toc396470026"/>
       <w:r>
         <w:t>Version Range object</w:t>
       </w:r>
@@ -1124,7 +1124,7 @@
       <w:pPr>
         <w:pStyle w:val="Heading2"/>
       </w:pPr>
-      <w:bookmarkStart w:id="11" w:name="_Toc353986034"/>
+      <w:bookmarkStart w:id="11" w:name="_Toc396470027"/>
       <w:r>
         <w:t>Version information</w:t>
       </w:r>
@@ -1140,7 +1140,7 @@
       <w:pPr>
         <w:pStyle w:val="Heading3"/>
       </w:pPr>
-      <w:bookmarkStart w:id="12" w:name="_Toc353986035"/>
+      <w:bookmarkStart w:id="12" w:name="_Toc396470028"/>
       <w:r>
         <w:t>Version information API calls</w:t>
       </w:r>
@@ -1191,7 +1191,7 @@
         <w:pStyle w:val="Heading2"/>
       </w:pPr>
       <w:bookmarkStart w:id="13" w:name="_Toc247618742"/>
-      <w:bookmarkStart w:id="14" w:name="_Toc353986036"/>
+      <w:bookmarkStart w:id="14" w:name="_Toc396470029"/>
       <w:r>
         <w:t>Dependence mapping</w:t>
       </w:r>
@@ -1207,7 +1207,7 @@
       <w:pPr>
         <w:pStyle w:val="Heading3"/>
       </w:pPr>
-      <w:bookmarkStart w:id="15" w:name="_Toc353986037"/>
+      <w:bookmarkStart w:id="15" w:name="_Toc396470030"/>
       <w:r>
         <w:t>Matching issues</w:t>
       </w:r>
@@ -1222,7 +1222,7 @@
       <w:pPr>
         <w:pStyle w:val="Heading3"/>
       </w:pPr>
-      <w:bookmarkStart w:id="16" w:name="_Toc353986038"/>
+      <w:bookmarkStart w:id="16" w:name="_Toc396470031"/>
       <w:r>
         <w:t>Dependency mapping API calls</w:t>
       </w:r>
@@ -1268,7 +1268,7 @@
         <w:pStyle w:val="Heading2"/>
       </w:pPr>
       <w:bookmarkStart w:id="17" w:name="_Toc247618743"/>
-      <w:bookmarkStart w:id="18" w:name="_Toc353986039"/>
+      <w:bookmarkStart w:id="18" w:name="_Toc396470032"/>
       <w:subDoc r:id="rId16"/>
       <w:r>
         <w:t>Configurations</w:t>
@@ -1305,7 +1305,7 @@
       <w:pPr>
         <w:pStyle w:val="Heading3"/>
       </w:pPr>
-      <w:bookmarkStart w:id="19" w:name="_Toc353986040"/>
+      <w:bookmarkStart w:id="19" w:name="_Toc396470033"/>
       <w:r>
         <w:t>Configuration API</w:t>
       </w:r>
@@ -1339,7 +1339,7 @@
         <w:pStyle w:val="Heading2"/>
       </w:pPr>
       <w:bookmarkStart w:id="20" w:name="_Toc247618744"/>
-      <w:bookmarkStart w:id="21" w:name="_Toc353986041"/>
+      <w:bookmarkStart w:id="21" w:name="_Toc396470034"/>
       <w:subDoc r:id="rId18"/>
       <w:r>
         <w:t xml:space="preserve">Platform </w:t>
@@ -1359,7 +1359,7 @@
       <w:pPr>
         <w:pStyle w:val="Heading3"/>
       </w:pPr>
-      <w:bookmarkStart w:id="22" w:name="_Toc353986042"/>
+      <w:bookmarkStart w:id="22" w:name="_Toc396470035"/>
       <w:r>
         <w:t>Environment Variables</w:t>
       </w:r>
@@ -1452,7 +1452,7 @@
       <w:pPr>
         <w:pStyle w:val="Heading3"/>
       </w:pPr>
-      <w:bookmarkStart w:id="23" w:name="_Toc353986043"/>
+      <w:bookmarkStart w:id="23" w:name="_Toc396470036"/>
       <w:r>
         <w:t>Adding new platforms</w:t>
       </w:r>
@@ -1827,7 +1827,7 @@
       <w:pPr>
         <w:pStyle w:val="Heading2"/>
       </w:pPr>
-      <w:bookmarkStart w:id="25" w:name="_Toc353986044"/>
+      <w:bookmarkStart w:id="25" w:name="_Toc396470037"/>
       <w:r>
         <w:t>Tool Chains</w:t>
       </w:r>
@@ -1843,7 +1843,7 @@
       <w:pPr>
         <w:pStyle w:val="Heading3"/>
       </w:pPr>
-      <w:bookmarkStart w:id="26" w:name="_Toc353986045"/>
+      <w:bookmarkStart w:id="26" w:name="_Toc396470038"/>
       <w:r>
         <w:t>Tool chain API calls</w:t>
       </w:r>
@@ -1865,7 +1865,7 @@
         <w:pStyle w:val="Heading2"/>
       </w:pPr>
       <w:bookmarkStart w:id="27" w:name="_Toc247618746"/>
-      <w:bookmarkStart w:id="28" w:name="_Toc353986046"/>
+      <w:bookmarkStart w:id="28" w:name="_Toc396470039"/>
       <w:subDoc r:id="rId19"/>
       <w:r>
         <w:t>Node helpers</w:t>
@@ -1882,7 +1882,7 @@
       <w:pPr>
         <w:pStyle w:val="Heading3"/>
       </w:pPr>
-      <w:bookmarkStart w:id="29" w:name="_Toc353986047"/>
+      <w:bookmarkStart w:id="29" w:name="_Toc396470040"/>
       <w:r>
         <w:t>Node helper API calls</w:t>
       </w:r>
@@ -1952,7 +1952,7 @@
         <w:pStyle w:val="Heading3"/>
       </w:pPr>
       <w:bookmarkStart w:id="30" w:name="_Toc247618747"/>
-      <w:bookmarkStart w:id="31" w:name="_Toc353986048"/>
+      <w:bookmarkStart w:id="31" w:name="_Toc396470041"/>
       <w:subDoc r:id="rId24"/>
       <w:r>
         <w:t>The Pattern object</w:t>
@@ -2564,7 +2564,7 @@
       </w:pPr>
       <w:bookmarkStart w:id="32" w:name="_Toc247618749"/>
       <w:bookmarkStart w:id="33" w:name="_Toc247618748"/>
-      <w:bookmarkStart w:id="34" w:name="_Toc353986049"/>
+      <w:bookmarkStart w:id="34" w:name="_Toc396470042"/>
       <w:r>
         <w:t>SDKs and Exporting</w:t>
       </w:r>
@@ -2580,7 +2580,7 @@
       <w:pPr>
         <w:pStyle w:val="Heading3"/>
       </w:pPr>
-      <w:bookmarkStart w:id="35" w:name="_Toc353986050"/>
+      <w:bookmarkStart w:id="35" w:name="_Toc396470043"/>
       <w:r>
         <w:t>The SDK Methods</w:t>
       </w:r>
@@ -3296,7 +3296,7 @@
       <w:pPr>
         <w:pStyle w:val="Heading2"/>
       </w:pPr>
-      <w:bookmarkStart w:id="36" w:name="_Toc353986051"/>
+      <w:bookmarkStart w:id="36" w:name="_Toc396470044"/>
       <w:r>
         <w:t>Packaging</w:t>
       </w:r>
@@ -3304,14 +3304,40 @@
     </w:p>
     <w:p>
       <w:r>
-        <w:t>A number of API have been added to help with the packaging of the finial bit in to some sort of Install Package. The API is still being developed, because of it is incomplete and still subject to improvements with tweak to existing API and addition of new one. The end goal of these API is to make it easy for a product owner to control layout of different type of files, such as configuration file, or programs or shared libraries, independent of what a given Parts needs to have installed and in a mostly platform neutral way. To achieve this, a few different sets of API’s exists to help define different aspects of what should be packaged</w:t>
+        <w:t xml:space="preserve">A number of API have been added to help with the packaging of the finial bit in to some sort of Install Package. </w:t>
+      </w:r>
+      <w:r>
+        <w:t xml:space="preserve">allow the creation of the different type of installable package such as RPM, DPKG MSI as well as many different other formats. Packaging in Parts is a little different from raw SCons as currently in SCons all files that are Install()ed are </w:t>
+      </w:r>
+      <w:r>
+        <w:t>added to a package. There is no</w:t>
+      </w:r>
+      <w:r>
+        <w:t xml:space="preserve"> way to filter out or define different set of files to go in to different packages. </w:t>
+      </w:r>
+    </w:p>
+    <w:p>
+      <w:r>
+        <w:t xml:space="preserve">The Packing API’s in Parts try to solve this via defining a set of improved API to define an install sandbox, that would mirror what is installed and what should be included in a package, vs items that would nice to have for development reasons. </w:t>
+      </w:r>
+      <w:r>
+        <w:t xml:space="preserve">Package Groups are define </w:t>
+      </w:r>
+      <w:r>
+        <w:t>group files that installed to groups.</w:t>
+      </w:r>
+      <w:r>
+        <w:t xml:space="preserve"> Packages then are generated from those groups to make it easier to define different packages that contain different sets of files.</w:t>
+      </w:r>
+      <w:r>
+        <w:t xml:space="preserve"> The end goal of these API is to make it easy for a product owner to control layout of different type of files, such as configuration file, or programs or shared libraries, independent of what a given Parts needs to have installed and in a mostly platform neutral way. To achieve this, a few different sets of API’s exists to help define different aspects of what should be packaged</w:t>
       </w:r>
     </w:p>
     <w:p>
       <w:pPr>
         <w:pStyle w:val="Heading2"/>
       </w:pPr>
-      <w:bookmarkStart w:id="37" w:name="_Toc353986052"/>
+      <w:bookmarkStart w:id="37" w:name="_Toc396470045"/>
       <w:r>
         <w:t>Install sandbox</w:t>
       </w:r>
@@ -3327,7 +3353,7 @@
       <w:pPr>
         <w:pStyle w:val="Heading3"/>
       </w:pPr>
-      <w:bookmarkStart w:id="38" w:name="_Toc353986053"/>
+      <w:bookmarkStart w:id="38" w:name="_Toc396470046"/>
       <w:r>
         <w:t>The Install API</w:t>
       </w:r>
@@ -3344,6 +3370,442 @@
       </w:pPr>
       <w:r>
         <w:t>Access as:</w:t>
+      </w:r>
+    </w:p>
+    <w:p>
+      <w:pPr>
+        <w:numPr>
+          <w:ilvl w:val="0"/>
+          <w:numId w:val="7"/>
+        </w:numPr>
+        <w:tabs>
+          <w:tab w:val="clear" w:pos="720"/>
+          <w:tab w:val="num" w:pos="1440"/>
+        </w:tabs>
+        <w:spacing w:before="200"/>
+      </w:pPr>
+      <w:r>
+        <w:t>M</w:t>
+      </w:r>
+      <w:r>
+        <w:t xml:space="preserve">ethod of </w:t>
+      </w:r>
+      <w:r>
+        <w:t xml:space="preserve">SCons </w:t>
+      </w:r>
+      <w:r>
+        <w:t>Environment</w:t>
+      </w:r>
+    </w:p>
+    <w:p>
+      <w:pPr>
+        <w:pStyle w:val="Heading4"/>
+      </w:pPr>
+      <w:r>
+        <w:t>InstallTarget(</w:t>
+      </w:r>
+      <w:r>
+        <w:t>src_files, sub_dir=''</w:t>
+      </w:r>
+      <w:r>
+        <w:t>,</w:t>
+      </w:r>
+      <w:r>
+        <w:t xml:space="preserve"> no_pkg=False,</w:t>
+      </w:r>
+      <w:r>
+        <w:t xml:space="preserve"> </w:t>
+      </w:r>
+      <w:r>
+        <w:t>create_sdk</w:t>
+      </w:r>
+      <w:r>
+        <w:t>=True)</w:t>
+      </w:r>
+    </w:p>
+    <w:p>
+      <w:r>
+        <w:t>Sorts the input files via file extensions to determine where they should go. Currently only handles libs and program files. Because POSIX systems don’t have a program extension it is impossible to correctly tell via string name alone if the file is a Program file or not. Because of this the current logic is, if it not anything else, assume it is a program. On windows, DLLs are copied to the InstallBin area. On POSIX systems, .so files are copied to the InstallLib area.</w:t>
+      </w:r>
+    </w:p>
+    <w:p>
+      <w:pPr>
+        <w:pStyle w:val="Heading4"/>
+      </w:pPr>
+      <w:r>
+        <w:t>InstallBin(</w:t>
+      </w:r>
+      <w:r>
+        <w:t>src_files, sub_dir=''</w:t>
+      </w:r>
+      <w:r>
+        <w:t>,</w:t>
+      </w:r>
+      <w:r>
+        <w:t xml:space="preserve"> no_pkg=False,</w:t>
+      </w:r>
+      <w:r>
+        <w:t xml:space="preserve"> </w:t>
+      </w:r>
+      <w:r>
+        <w:t>create_sdk</w:t>
+      </w:r>
+      <w:r>
+        <w:t>=True)</w:t>
+      </w:r>
+    </w:p>
+    <w:p>
+      <w:r>
+        <w:t xml:space="preserve">Install files into the defined INSTALL_BIN directory. Ideally for all binaries that are programs. </w:t>
+      </w:r>
+    </w:p>
+    <w:p>
+      <w:pPr>
+        <w:pStyle w:val="Heading4"/>
+      </w:pPr>
+      <w:r>
+        <w:t>InstallLib(</w:t>
+      </w:r>
+      <w:r>
+        <w:t>src_files, sub_dir=''</w:t>
+      </w:r>
+      <w:r>
+        <w:t>,</w:t>
+      </w:r>
+      <w:r>
+        <w:t xml:space="preserve"> no_pkg=False,</w:t>
+      </w:r>
+      <w:r>
+        <w:t xml:space="preserve"> </w:t>
+      </w:r>
+      <w:r>
+        <w:t>create_sdk</w:t>
+      </w:r>
+      <w:r>
+        <w:t>=True)</w:t>
+      </w:r>
+    </w:p>
+    <w:p>
+      <w:r>
+        <w:t xml:space="preserve">Install files in to the defined INSTALL_LIB directory. This is ideally for all library files. </w:t>
+      </w:r>
+    </w:p>
+    <w:p>
+      <w:pPr>
+        <w:pStyle w:val="Heading4"/>
+      </w:pPr>
+      <w:r>
+        <w:t>InstallConfig(</w:t>
+      </w:r>
+      <w:r>
+        <w:t>src_files, sub_dir=''</w:t>
+      </w:r>
+      <w:r>
+        <w:t>,</w:t>
+      </w:r>
+      <w:r>
+        <w:t xml:space="preserve"> no_pkg=False,</w:t>
+      </w:r>
+      <w:r>
+        <w:t xml:space="preserve"> </w:t>
+      </w:r>
+      <w:r>
+        <w:t>create_sdk</w:t>
+      </w:r>
+      <w:r>
+        <w:t>=True)</w:t>
+      </w:r>
+    </w:p>
+    <w:p>
+      <w:r>
+        <w:t>For configuration file</w:t>
+      </w:r>
+    </w:p>
+    <w:p>
+      <w:pPr>
+        <w:pStyle w:val="Heading4"/>
+      </w:pPr>
+      <w:r>
+        <w:t>InstallHelp(</w:t>
+      </w:r>
+      <w:r>
+        <w:t>src_files, sub_dir=''</w:t>
+      </w:r>
+      <w:r>
+        <w:t>,</w:t>
+      </w:r>
+      <w:r>
+        <w:t xml:space="preserve"> no_pkg=False,</w:t>
+      </w:r>
+      <w:r>
+        <w:t xml:space="preserve"> </w:t>
+      </w:r>
+      <w:r>
+        <w:t>create_sdk</w:t>
+      </w:r>
+      <w:r>
+        <w:t>=True)</w:t>
+      </w:r>
+    </w:p>
+    <w:p>
+      <w:r>
+        <w:t>For help files</w:t>
+      </w:r>
+    </w:p>
+    <w:p>
+      <w:pPr>
+        <w:pStyle w:val="Heading4"/>
+      </w:pPr>
+      <w:r>
+        <w:t>InstallDoc(</w:t>
+      </w:r>
+      <w:r>
+        <w:t>src_files, sub_dir=''</w:t>
+      </w:r>
+      <w:r>
+        <w:t>,</w:t>
+      </w:r>
+      <w:r>
+        <w:t xml:space="preserve"> no_pkg=False,</w:t>
+      </w:r>
+      <w:r>
+        <w:t xml:space="preserve"> </w:t>
+      </w:r>
+      <w:r>
+        <w:t>create_sdk</w:t>
+      </w:r>
+      <w:r>
+        <w:t>=True)</w:t>
+      </w:r>
+    </w:p>
+    <w:p>
+      <w:r>
+        <w:t>For documentation as documentation is defined differently from help in a product.</w:t>
+      </w:r>
+    </w:p>
+    <w:p>
+      <w:pPr>
+        <w:pStyle w:val="Heading4"/>
+      </w:pPr>
+      <w:r>
+        <w:t>InstallMessage(</w:t>
+      </w:r>
+      <w:r>
+        <w:t>src_files, sub_dir=''</w:t>
+      </w:r>
+      <w:r>
+        <w:t>,</w:t>
+      </w:r>
+      <w:r>
+        <w:t xml:space="preserve"> no_pkg=False,</w:t>
+      </w:r>
+      <w:r>
+        <w:t xml:space="preserve"> </w:t>
+      </w:r>
+      <w:r>
+        <w:t>create_sdk</w:t>
+      </w:r>
+      <w:r>
+        <w:t>=True)</w:t>
+      </w:r>
+    </w:p>
+    <w:p>
+      <w:r>
+        <w:t>For the translated message catalog files for a product.</w:t>
+      </w:r>
+    </w:p>
+    <w:p>
+      <w:pPr>
+        <w:pStyle w:val="Heading4"/>
+      </w:pPr>
+      <w:r>
+        <w:t>InstallResource(</w:t>
+      </w:r>
+      <w:r>
+        <w:t>src_files, sub_dir=''</w:t>
+      </w:r>
+      <w:r>
+        <w:t>,</w:t>
+      </w:r>
+      <w:r>
+        <w:t xml:space="preserve"> no_pkg=False,</w:t>
+      </w:r>
+      <w:r>
+        <w:t xml:space="preserve"> </w:t>
+      </w:r>
+      <w:r>
+        <w:t>create_sdk</w:t>
+      </w:r>
+      <w:r>
+        <w:t>=True)</w:t>
+      </w:r>
+    </w:p>
+    <w:p>
+      <w:r>
+        <w:t>Resources such as GUI resource bundles</w:t>
+      </w:r>
+    </w:p>
+    <w:p>
+      <w:pPr>
+        <w:pStyle w:val="Heading4"/>
+      </w:pPr>
+      <w:r>
+        <w:t>InstallAPI(</w:t>
+      </w:r>
+      <w:r>
+        <w:t>src_files, sub_dir=''</w:t>
+      </w:r>
+      <w:r>
+        <w:t>,</w:t>
+      </w:r>
+      <w:r>
+        <w:t xml:space="preserve"> no_pkg=False,</w:t>
+      </w:r>
+      <w:r>
+        <w:t xml:space="preserve"> </w:t>
+      </w:r>
+      <w:r>
+        <w:t>create_sdk</w:t>
+      </w:r>
+      <w:r>
+        <w:t>=True)</w:t>
+      </w:r>
+    </w:p>
+    <w:p>
+      <w:r>
+        <w:t>For items that need to be added to an API</w:t>
+      </w:r>
+    </w:p>
+    <w:p>
+      <w:pPr>
+        <w:pStyle w:val="Heading4"/>
+      </w:pPr>
+      <w:r>
+        <w:t>InstallSample(</w:t>
+      </w:r>
+      <w:r>
+        <w:t>src_files, sub_dir=''</w:t>
+      </w:r>
+      <w:r>
+        <w:t>,</w:t>
+      </w:r>
+      <w:r>
+        <w:t xml:space="preserve"> no_pkg=False,</w:t>
+      </w:r>
+      <w:r>
+        <w:t xml:space="preserve"> </w:t>
+      </w:r>
+      <w:r>
+        <w:t>create_sdk</w:t>
+      </w:r>
+      <w:r>
+        <w:t>=True)</w:t>
+      </w:r>
+    </w:p>
+    <w:p>
+      <w:r>
+        <w:t>For items that are parts of samples shipped with the product</w:t>
+      </w:r>
+    </w:p>
+    <w:p>
+      <w:pPr>
+        <w:pStyle w:val="Heading4"/>
+      </w:pPr>
+      <w:r>
+        <w:t>InstallData(</w:t>
+      </w:r>
+      <w:r>
+        <w:t>src_files, sub_dir=''</w:t>
+      </w:r>
+      <w:r>
+        <w:t>,</w:t>
+      </w:r>
+      <w:r>
+        <w:t xml:space="preserve"> no_pkg=False,</w:t>
+      </w:r>
+      <w:r>
+        <w:t xml:space="preserve"> </w:t>
+      </w:r>
+      <w:r>
+        <w:t>create_sdk</w:t>
+      </w:r>
+      <w:r>
+        <w:t>=True)</w:t>
+      </w:r>
+    </w:p>
+    <w:p>
+      <w:r>
+        <w:t>For items that need to be added to a generic data location.</w:t>
+      </w:r>
+    </w:p>
+    <w:p>
+      <w:pPr>
+        <w:pStyle w:val="Heading4"/>
+      </w:pPr>
+      <w:r>
+        <w:t>InstallTopLevel(</w:t>
+      </w:r>
+      <w:r>
+        <w:t>src_files, sub_dir=''</w:t>
+      </w:r>
+      <w:r>
+        <w:t>,</w:t>
+      </w:r>
+      <w:r>
+        <w:t xml:space="preserve"> no_pkg=False,</w:t>
+      </w:r>
+      <w:r>
+        <w:t xml:space="preserve"> </w:t>
+      </w:r>
+      <w:r>
+        <w:t>create_sdk</w:t>
+      </w:r>
+      <w:r>
+        <w:t>=True)</w:t>
+      </w:r>
+    </w:p>
+    <w:p>
+      <w:r>
+        <w:t>This is for installing files in the top level area of the product. This is the classic area for EULA’s and readme.txt documents</w:t>
+      </w:r>
+    </w:p>
+    <w:p>
+      <w:pPr>
+        <w:pStyle w:val="Heading4"/>
+      </w:pPr>
+      <w:r>
+        <w:t>PkgNoInstall(</w:t>
+      </w:r>
+      <w:r>
+        <w:t>src_files, sub_dir=''</w:t>
+      </w:r>
+      <w:r>
+        <w:t>,</w:t>
+      </w:r>
+      <w:r>
+        <w:t xml:space="preserve"> no_pkg=False,</w:t>
+      </w:r>
+      <w:r>
+        <w:t xml:space="preserve"> </w:t>
+      </w:r>
+      <w:r>
+        <w:t>create_sdk</w:t>
+      </w:r>
+      <w:r>
+        <w:t>=True)</w:t>
+      </w:r>
+    </w:p>
+    <w:p>
+      <w:r>
+        <w:t>These are for files needed for the install builders that will not be installed, but would be used by custom command via the installer during the install.</w:t>
+      </w:r>
+    </w:p>
+    <w:p>
+      <w:pPr>
+        <w:pStyle w:val="Heading4"/>
+      </w:pPr>
+      <w:r>
+        <w:t>Arguments:</w:t>
       </w:r>
     </w:p>
     <w:p>
@@ -3355,427 +3817,7 @@
         <w:spacing w:before="200"/>
       </w:pPr>
       <w:r>
-        <w:t>M</w:t>
-      </w:r>
-      <w:r>
-        <w:t xml:space="preserve">ethod of </w:t>
-      </w:r>
-      <w:r>
-        <w:t xml:space="preserve">SCons </w:t>
-      </w:r>
-      <w:r>
-        <w:t>Environment</w:t>
-      </w:r>
-    </w:p>
-    <w:p>
-      <w:pPr>
-        <w:pStyle w:val="Heading4"/>
-      </w:pPr>
-      <w:r>
-        <w:t>InstallTarget(</w:t>
-      </w:r>
-      <w:r>
-        <w:t>src_files, sub_dir=''</w:t>
-      </w:r>
-      <w:r>
-        <w:t>,</w:t>
-      </w:r>
-      <w:r>
-        <w:t xml:space="preserve"> no_pkg=False,</w:t>
-      </w:r>
-      <w:r>
-        <w:t xml:space="preserve"> </w:t>
-      </w:r>
-      <w:r>
-        <w:t>create_sdk</w:t>
-      </w:r>
-      <w:r>
-        <w:t>=True)</w:t>
-      </w:r>
-    </w:p>
-    <w:p>
-      <w:r>
-        <w:t>Sorts the input files via file extensions to determine where they should go. Currently only handles libs and program files. Because POSIX systems don’t have a program extension it is impossible to correctly tell via string name alone if the file is a Program file or not. Because of this the current logic is, if it not anything else, assume it is a program. On windows, DLLs are copied to the InstallBin area. On POSIX systems, .so files are copied to the InstallLib area.</w:t>
-      </w:r>
-    </w:p>
-    <w:p>
-      <w:pPr>
-        <w:pStyle w:val="Heading4"/>
-      </w:pPr>
-      <w:r>
-        <w:t>InstallBin(</w:t>
-      </w:r>
-      <w:r>
-        <w:t>src_files, sub_dir=''</w:t>
-      </w:r>
-      <w:r>
-        <w:t>,</w:t>
-      </w:r>
-      <w:r>
-        <w:t xml:space="preserve"> no_pkg=False,</w:t>
-      </w:r>
-      <w:r>
-        <w:t xml:space="preserve"> </w:t>
-      </w:r>
-      <w:r>
-        <w:t>create_sdk</w:t>
-      </w:r>
-      <w:r>
-        <w:t>=True)</w:t>
-      </w:r>
-    </w:p>
-    <w:p>
-      <w:r>
-        <w:t xml:space="preserve">Install files into the defined INSTALL_BIN directory. Ideally for all binaries that are programs. </w:t>
-      </w:r>
-    </w:p>
-    <w:p>
-      <w:pPr>
-        <w:pStyle w:val="Heading4"/>
-      </w:pPr>
-      <w:r>
-        <w:t>InstallLib(</w:t>
-      </w:r>
-      <w:r>
-        <w:t>src_files, sub_dir=''</w:t>
-      </w:r>
-      <w:r>
-        <w:t>,</w:t>
-      </w:r>
-      <w:r>
-        <w:t xml:space="preserve"> no_pkg=False,</w:t>
-      </w:r>
-      <w:r>
-        <w:t xml:space="preserve"> </w:t>
-      </w:r>
-      <w:r>
-        <w:t>create_sdk</w:t>
-      </w:r>
-      <w:r>
-        <w:t>=True)</w:t>
-      </w:r>
-    </w:p>
-    <w:p>
-      <w:r>
-        <w:t xml:space="preserve">Install files in to the defined INSTALL_LIB directory. This is ideally for all library files. </w:t>
-      </w:r>
-    </w:p>
-    <w:p>
-      <w:pPr>
-        <w:pStyle w:val="Heading4"/>
-      </w:pPr>
-      <w:r>
-        <w:t>InstallConfig(</w:t>
-      </w:r>
-      <w:r>
-        <w:t>src_files, sub_dir=''</w:t>
-      </w:r>
-      <w:r>
-        <w:t>,</w:t>
-      </w:r>
-      <w:r>
-        <w:t xml:space="preserve"> no_pkg=False,</w:t>
-      </w:r>
-      <w:r>
-        <w:t xml:space="preserve"> </w:t>
-      </w:r>
-      <w:r>
-        <w:t>create_sdk</w:t>
-      </w:r>
-      <w:r>
-        <w:t>=True)</w:t>
-      </w:r>
-    </w:p>
-    <w:p>
-      <w:r>
-        <w:t>For configuration file</w:t>
-      </w:r>
-    </w:p>
-    <w:p>
-      <w:pPr>
-        <w:pStyle w:val="Heading4"/>
-      </w:pPr>
-      <w:r>
-        <w:t>InstallHelp(</w:t>
-      </w:r>
-      <w:r>
-        <w:t>src_files, sub_dir=''</w:t>
-      </w:r>
-      <w:r>
-        <w:t>,</w:t>
-      </w:r>
-      <w:r>
-        <w:t xml:space="preserve"> no_pkg=False,</w:t>
-      </w:r>
-      <w:r>
-        <w:t xml:space="preserve"> </w:t>
-      </w:r>
-      <w:r>
-        <w:t>create_sdk</w:t>
-      </w:r>
-      <w:r>
-        <w:t>=True)</w:t>
-      </w:r>
-    </w:p>
-    <w:p>
-      <w:r>
-        <w:t>For help files</w:t>
-      </w:r>
-    </w:p>
-    <w:p>
-      <w:pPr>
-        <w:pStyle w:val="Heading4"/>
-      </w:pPr>
-      <w:r>
-        <w:t>InstallDoc(</w:t>
-      </w:r>
-      <w:r>
-        <w:t>src_files, sub_dir=''</w:t>
-      </w:r>
-      <w:r>
-        <w:t>,</w:t>
-      </w:r>
-      <w:r>
-        <w:t xml:space="preserve"> no_pkg=False,</w:t>
-      </w:r>
-      <w:r>
-        <w:t xml:space="preserve"> </w:t>
-      </w:r>
-      <w:r>
-        <w:t>create_sdk</w:t>
-      </w:r>
-      <w:r>
-        <w:t>=True)</w:t>
-      </w:r>
-    </w:p>
-    <w:p>
-      <w:r>
-        <w:t>For documentation as documentation is defined differently from help in a product.</w:t>
-      </w:r>
-    </w:p>
-    <w:p>
-      <w:pPr>
-        <w:pStyle w:val="Heading4"/>
-      </w:pPr>
-      <w:r>
-        <w:t>InstallMessage(</w:t>
-      </w:r>
-      <w:r>
-        <w:t>src_files, sub_dir=''</w:t>
-      </w:r>
-      <w:r>
-        <w:t>,</w:t>
-      </w:r>
-      <w:r>
-        <w:t xml:space="preserve"> no_pkg=False,</w:t>
-      </w:r>
-      <w:r>
-        <w:t xml:space="preserve"> </w:t>
-      </w:r>
-      <w:r>
-        <w:t>create_sdk</w:t>
-      </w:r>
-      <w:r>
-        <w:t>=True)</w:t>
-      </w:r>
-    </w:p>
-    <w:p>
-      <w:r>
-        <w:t>For the translated message catalog files for a product.</w:t>
-      </w:r>
-    </w:p>
-    <w:p>
-      <w:pPr>
-        <w:pStyle w:val="Heading4"/>
-      </w:pPr>
-      <w:r>
-        <w:t>InstallResource(</w:t>
-      </w:r>
-      <w:r>
-        <w:t>src_files, sub_dir=''</w:t>
-      </w:r>
-      <w:r>
-        <w:t>,</w:t>
-      </w:r>
-      <w:r>
-        <w:t xml:space="preserve"> no_pkg=False,</w:t>
-      </w:r>
-      <w:r>
-        <w:t xml:space="preserve"> </w:t>
-      </w:r>
-      <w:r>
-        <w:t>create_sdk</w:t>
-      </w:r>
-      <w:r>
-        <w:t>=True)</w:t>
-      </w:r>
-    </w:p>
-    <w:p>
-      <w:r>
-        <w:t>Resources such as GUI resource bundles</w:t>
-      </w:r>
-    </w:p>
-    <w:p>
-      <w:pPr>
-        <w:pStyle w:val="Heading4"/>
-      </w:pPr>
-      <w:r>
-        <w:t>InstallAPI(</w:t>
-      </w:r>
-      <w:r>
-        <w:t>src_files, sub_dir=''</w:t>
-      </w:r>
-      <w:r>
-        <w:t>,</w:t>
-      </w:r>
-      <w:r>
-        <w:t xml:space="preserve"> no_pkg=False,</w:t>
-      </w:r>
-      <w:r>
-        <w:t xml:space="preserve"> </w:t>
-      </w:r>
-      <w:r>
-        <w:t>create_sdk</w:t>
-      </w:r>
-      <w:r>
-        <w:t>=True)</w:t>
-      </w:r>
-    </w:p>
-    <w:p>
-      <w:r>
-        <w:t>For items that need to be added to an API</w:t>
-      </w:r>
-    </w:p>
-    <w:p>
-      <w:pPr>
-        <w:pStyle w:val="Heading4"/>
-      </w:pPr>
-      <w:r>
-        <w:t>InstallSample(</w:t>
-      </w:r>
-      <w:r>
-        <w:t>src_files, sub_dir=''</w:t>
-      </w:r>
-      <w:r>
-        <w:t>,</w:t>
-      </w:r>
-      <w:r>
-        <w:t xml:space="preserve"> no_pkg=False,</w:t>
-      </w:r>
-      <w:r>
-        <w:t xml:space="preserve"> </w:t>
-      </w:r>
-      <w:r>
-        <w:t>create_sdk</w:t>
-      </w:r>
-      <w:r>
-        <w:t>=True)</w:t>
-      </w:r>
-    </w:p>
-    <w:p>
-      <w:r>
-        <w:t>For items that are parts of samples shipped with the product</w:t>
-      </w:r>
-    </w:p>
-    <w:p>
-      <w:pPr>
-        <w:pStyle w:val="Heading4"/>
-      </w:pPr>
-      <w:r>
-        <w:t>InstallData(</w:t>
-      </w:r>
-      <w:r>
-        <w:t>src_files, sub_dir=''</w:t>
-      </w:r>
-      <w:r>
-        <w:t>,</w:t>
-      </w:r>
-      <w:r>
-        <w:t xml:space="preserve"> no_pkg=False,</w:t>
-      </w:r>
-      <w:r>
-        <w:t xml:space="preserve"> </w:t>
-      </w:r>
-      <w:r>
-        <w:t>create_sdk</w:t>
-      </w:r>
-      <w:r>
-        <w:t>=True)</w:t>
-      </w:r>
-    </w:p>
-    <w:p>
-      <w:r>
-        <w:t>For items that need to be added to a generic data location.</w:t>
-      </w:r>
-    </w:p>
-    <w:p>
-      <w:pPr>
-        <w:pStyle w:val="Heading4"/>
-      </w:pPr>
-      <w:r>
-        <w:t>InstallTopLevel(</w:t>
-      </w:r>
-      <w:r>
-        <w:t>src_files, sub_dir=''</w:t>
-      </w:r>
-      <w:r>
-        <w:t>,</w:t>
-      </w:r>
-      <w:r>
-        <w:t xml:space="preserve"> no_pkg=False,</w:t>
-      </w:r>
-      <w:r>
-        <w:t xml:space="preserve"> </w:t>
-      </w:r>
-      <w:r>
-        <w:t>create_sdk</w:t>
-      </w:r>
-      <w:r>
-        <w:t>=True)</w:t>
-      </w:r>
-    </w:p>
-    <w:p>
-      <w:r>
-        <w:t>This is for installing files in the top level area of the product. This is the classic area for EULA’s and readme.txt documents</w:t>
-      </w:r>
-    </w:p>
-    <w:p>
-      <w:pPr>
-        <w:pStyle w:val="Heading4"/>
-      </w:pPr>
-      <w:r>
-        <w:t>PkgNoInstall(</w:t>
-      </w:r>
-      <w:r>
-        <w:t>src_files, sub_dir=''</w:t>
-      </w:r>
-      <w:r>
-        <w:t>,</w:t>
-      </w:r>
-      <w:r>
-        <w:t xml:space="preserve"> no_pkg=False,</w:t>
-      </w:r>
-      <w:r>
-        <w:t xml:space="preserve"> </w:t>
-      </w:r>
-      <w:r>
-        <w:t>create_sdk</w:t>
-      </w:r>
-      <w:r>
-        <w:t>=True)</w:t>
-      </w:r>
-    </w:p>
-    <w:p>
-      <w:r>
-        <w:t>These are for files needed for the install builders that will not be installed, but would be used by custom command via the installer during the install.</w:t>
-      </w:r>
-    </w:p>
-    <w:p>
-      <w:pPr>
-        <w:pStyle w:val="Heading4"/>
-      </w:pPr>
-      <w:r>
-        <w:t>Arguments:</w:t>
+        <w:t>src_files – the list of files to be installed. Can be File nodes, strings or Pattern objects.</w:t>
       </w:r>
     </w:p>
     <w:p>
@@ -3787,7 +3829,7 @@
         <w:spacing w:before="200"/>
       </w:pPr>
       <w:r>
-        <w:t>src_files – the list of files to be installed. Can be File nodes, strings or Pattern objects.</w:t>
+        <w:t>sub_dir – sub directory to install these files or tree structure (if a pattern object was used) under</w:t>
       </w:r>
     </w:p>
     <w:p>
@@ -3799,7 +3841,7 @@
         <w:spacing w:before="200"/>
       </w:pPr>
       <w:r>
-        <w:t>sub_dir – sub directory to install these files or tree structure (if a pattern object was used) under</w:t>
+        <w:t>no_pkg – This value, if set to True, will prevent the source files from being added to the global list used by SCons Package functions. This allows items to be added to the install sandbox but not added to the final package file.</w:t>
       </w:r>
     </w:p>
     <w:p>
@@ -3811,18 +3853,6 @@
         <w:spacing w:before="200"/>
       </w:pPr>
       <w:r>
-        <w:t>no_pkg – This value, if set to True, will prevent the source files from being added to the global list used by SCons Package functions. This allows items to be added to the install sandbox but not added to the final package file.</w:t>
-      </w:r>
-    </w:p>
-    <w:p>
-      <w:pPr>
-        <w:numPr>
-          <w:ilvl w:val="0"/>
-          <w:numId w:val="7"/>
-        </w:numPr>
-        <w:spacing w:before="200"/>
-      </w:pPr>
-      <w:r>
         <w:t xml:space="preserve">create_sdk -- This value controls if this line will be added to the generated SDK file. This value is True by default. It is used in the generated SDKs. Setting to False is useful when defining a Part that has many outputs, where some outputs are not wanted in the final SDK . For example the outputs might be internal and not needed to build against, These file will still be copied to a SDK directory, only the entries in the generated SDK file will be missing </w:t>
       </w:r>
     </w:p>
@@ -3879,7 +3909,7 @@
       <w:pPr>
         <w:pStyle w:val="Heading2"/>
       </w:pPr>
-      <w:bookmarkStart w:id="39" w:name="_Toc353986054"/>
+      <w:bookmarkStart w:id="39" w:name="_Toc396470047"/>
       <w:r>
         <w:t>Package Groups</w:t>
       </w:r>
@@ -3894,7 +3924,7 @@
       <w:pPr>
         <w:pStyle w:val="Heading3"/>
       </w:pPr>
-      <w:bookmarkStart w:id="40" w:name="_Toc353986055"/>
+      <w:bookmarkStart w:id="40" w:name="_Toc396470048"/>
       <w:r>
         <w:t>The Package Group API</w:t>
       </w:r>
@@ -3998,7 +4028,7 @@
       <w:pPr>
         <w:pStyle w:val="Heading3"/>
       </w:pPr>
-      <w:bookmarkStart w:id="41" w:name="_Toc353986056"/>
+      <w:bookmarkStart w:id="41" w:name="_Toc396470049"/>
       <w:r>
         <w:t>The Package Group Criteria API</w:t>
       </w:r>
@@ -4061,33 +4091,32 @@
         <w:pStyle w:val="Heading2"/>
       </w:pPr>
       <w:bookmarkStart w:id="42" w:name="_Toc247618750"/>
-      <w:bookmarkStart w:id="43" w:name="_Toc353986057"/>
+      <w:bookmarkStart w:id="43" w:name="_Toc396470050"/>
       <w:subDoc r:id="rId32"/>
       <w:r>
-        <w:t>Version control system</w:t>
-      </w:r>
-      <w:bookmarkEnd w:id="42"/>
+        <w:t>Creating Packages</w:t>
+      </w:r>
       <w:bookmarkEnd w:id="43"/>
     </w:p>
     <w:p>
       <w:r>
-        <w:t>The version control system allows for the ability to retrieve source trees from different sources. This currently is different from the SCons SourceControl concept is that it will not try to update the source for ever build, and it will not update one source at a time put the whole directory tree. Vcs logic in Parts will try to update the code based on a policy that can be set, where the default is to check out the source is the code does not exist or switch/update if the repository location does not match the location provided in the VCS call ( ie what happens when you switch branches). There is an --update options to allow manual control over when to update the source locally for possible changes that had been checked in.</w:t>
-      </w:r>
-    </w:p>
-    <w:p>
-      <w:r>
-        <w:t>The design allows for as many VCS object types to be defined as needed along with the ability for a user to customize behavior of newly defined objects. For example, defining a VCS object that would allow for predefined knowledge of how source maybe laid out in the SVN tree so that grabbing the latest stable source is an automatic operation.</w:t>
+        <w:t>To make a package such as a RPM, Package Groups are passed to a correctly named Package function. Parts will takes the files mapped to a given group and add them to the current package type. Multiple package types can be defined of the same or different types. The only restrictions are the different package file should have unique names, in certain cases, such as RPM, certain naming conventions have to be followed. Possible package related files may have to be proved as well in the package groups, via InstallPkgFiles(). These file would consist of files such as .spec files for RPM, control files for DPKG and .wix files for MSI (as wix is how msi files are generated). File will be added to the package as they are laid out in the install sandbox.</w:t>
       </w:r>
     </w:p>
     <w:p>
       <w:pPr>
         <w:pStyle w:val="Heading3"/>
       </w:pPr>
-      <w:bookmarkStart w:id="44" w:name="_Toc353986058"/>
-      <w:r>
-        <w:t>Vcs API</w:t>
+      <w:bookmarkStart w:id="44" w:name="_Toc396470051"/>
+      <w:r>
+        <w:t>The Packaging API</w:t>
       </w:r>
       <w:bookmarkEnd w:id="44"/>
+    </w:p>
+    <w:p>
+      <w:r>
+        <w:t>These APIs all have the same inputs and structure. In a few cases there may be some extra value that can be provided to help deal with requirements or mappings that the type of package may require.</w:t>
+      </w:r>
     </w:p>
     <w:p>
       <w:pPr>
@@ -4125,26 +4154,6 @@
       <w:subDoc r:id="rId34"/>
     </w:p>
     <w:p>
-      <w:subDoc r:id="rId35"/>
-    </w:p>
-    <w:p>
-      <w:pPr>
-        <w:pStyle w:val="Heading2"/>
-      </w:pPr>
-      <w:bookmarkStart w:id="45" w:name="_Toc247618751"/>
-      <w:bookmarkStart w:id="46" w:name="_Toc353986059"/>
-      <w:r>
-        <w:t>Testing</w:t>
-      </w:r>
-      <w:bookmarkEnd w:id="45"/>
-      <w:bookmarkEnd w:id="46"/>
-    </w:p>
-    <w:p>
-      <w:r>
-        <w:t xml:space="preserve">Testing is an important aspect of any project. Parts attempts to define a set of functions to help with different common testing concepts, that may be needed to help produce a quality product release. Currently only the concept of unit testing has been tackled. In future other testing concepts maybe attempted and added to handle more high level testing ideas. All testing concepts will get an independent set of aliases to allow better control over when and how they are built. </w:t>
-      </w:r>
-    </w:p>
-    <w:p>
       <w:pPr>
         <w:sectPr>
           <w:type w:val="continuous"/>
@@ -4154,37 +4163,7 @@
           <w:docGrid w:linePitch="360"/>
         </w:sectPr>
       </w:pPr>
-    </w:p>
-    <w:p>
-      <w:pPr>
-        <w:pStyle w:val="Heading2"/>
-      </w:pPr>
-      <w:bookmarkStart w:id="47" w:name="_Toc353986060"/>
-      <w:subDoc r:id="rId36"/>
-      <w:r>
-        <w:t>Python script runner</w:t>
-      </w:r>
-      <w:bookmarkEnd w:id="47"/>
-    </w:p>
-    <w:p>
-      <w:r>
-        <w:t xml:space="preserve">This function warps a builder object that allows the execution of a external python script. This allows the user to address two issues when using Command/Execute or direct importing of the script. In the case when the script has the same name in many different Parts, but the content of the script is different, this function allows these scripts to be sandboxed from each other in the python loader, without this random behavior can happen as Python will think that it has already imported a certain script. If a custom builder object was made to execute a function in the script random behavior can happen as the load order and use of import reloading can effect what the final builder will do when it is called. This can be very difficult to debug and correct in case of parallel builds. The other case this helps solve is providing an easy way to make sure your script is called only when it has to be during the build and providing a standard way to get data about what the script will do. Without this it can be difficult to tell SCons what the script should provide during the read phase, so SCons can call it correctly during the build phase. </w:t>
-      </w:r>
-    </w:p>
-    <w:p>
-      <w:r>
-        <w:t>To deal with this the python script will load a script with a special importer to prevent issues of script overriding. The script will have to provide two functions. One will need to return a list of files that will be created when the script is ran, and the other will do the actual actions needed to create these files. The names of these function by default will be emit and build, but the user can override what entry points to use.</w:t>
-      </w:r>
-    </w:p>
-    <w:p>
-      <w:pPr>
-        <w:pStyle w:val="Heading3"/>
-      </w:pPr>
-      <w:bookmarkStart w:id="48" w:name="_Toc353986061"/>
-      <w:r>
-        <w:t>Python script runner API</w:t>
-      </w:r>
-      <w:bookmarkEnd w:id="48"/>
+      <w:subDoc r:id="rId35"/>
     </w:p>
     <w:p>
       <w:pPr>
@@ -4196,21 +4175,212 @@
           <w:docGrid w:linePitch="360"/>
         </w:sectPr>
       </w:pPr>
-    </w:p>
-    <w:p>
+      <w:subDoc r:id="rId36"/>
+    </w:p>
+    <w:p>
+      <w:pPr>
+        <w:sectPr>
+          <w:type w:val="continuous"/>
+          <w:pgSz w:w="12240" w:h="15840"/>
+          <w:pgMar w:top="1440" w:right="1440" w:bottom="1440" w:left="1440" w:header="720" w:footer="720" w:gutter="0"/>
+          <w:cols w:space="720"/>
+          <w:docGrid w:linePitch="360"/>
+        </w:sectPr>
+      </w:pPr>
       <w:subDoc r:id="rId37"/>
     </w:p>
     <w:p>
       <w:pPr>
+        <w:sectPr>
+          <w:type w:val="continuous"/>
+          <w:pgSz w:w="12240" w:h="15840"/>
+          <w:pgMar w:top="1440" w:right="1440" w:bottom="1440" w:left="1440" w:header="720" w:footer="720" w:gutter="0"/>
+          <w:cols w:space="720"/>
+          <w:docGrid w:linePitch="360"/>
+        </w:sectPr>
+      </w:pPr>
+      <w:subDoc r:id="rId38"/>
+    </w:p>
+    <w:p>
+      <w:pPr>
+        <w:sectPr>
+          <w:type w:val="continuous"/>
+          <w:pgSz w:w="12240" w:h="15840"/>
+          <w:pgMar w:top="1440" w:right="1440" w:bottom="1440" w:left="1440" w:header="720" w:footer="720" w:gutter="0"/>
+          <w:cols w:space="720"/>
+          <w:docGrid w:linePitch="360"/>
+        </w:sectPr>
+      </w:pPr>
+      <w:subDoc r:id="rId39"/>
+    </w:p>
+    <w:p>
+      <w:pPr>
+        <w:sectPr>
+          <w:type w:val="continuous"/>
+          <w:pgSz w:w="12240" w:h="15840"/>
+          <w:pgMar w:top="1440" w:right="1440" w:bottom="1440" w:left="1440" w:header="720" w:footer="720" w:gutter="0"/>
+          <w:cols w:space="720"/>
+          <w:docGrid w:linePitch="360"/>
+        </w:sectPr>
+      </w:pPr>
+      <w:subDoc r:id="rId40"/>
+    </w:p>
+    <w:p>
+      <w:subDoc r:id="rId41"/>
+    </w:p>
+    <w:p>
+      <w:pPr>
         <w:pStyle w:val="Heading2"/>
       </w:pPr>
-      <w:bookmarkStart w:id="49" w:name="_Toc247618753"/>
-      <w:bookmarkStart w:id="50" w:name="_Toc353986062"/>
+      <w:bookmarkStart w:id="45" w:name="_Toc396470052"/>
+      <w:r>
+        <w:t>Version control system</w:t>
+      </w:r>
+      <w:bookmarkEnd w:id="42"/>
+      <w:bookmarkEnd w:id="45"/>
+    </w:p>
+    <w:p>
+      <w:r>
+        <w:t>The version control system allows for the ability to retrieve source trees from different sources. This currently is different from the SCons SourceControl concept is that it will not try to update the source for ever build, and it will not update one source at a time put the whole directory tree. Vcs logic in Parts will try to update the code based on a policy that can be set, where the default is to check out the source is the code does not exist or switch/update if the repository location does not match the location provided in the VCS call ( ie what happens when you switch branches). There is an --update options to allow manual control over when to update the source locally for possible changes that had been checked in.</w:t>
+      </w:r>
+    </w:p>
+    <w:p>
+      <w:r>
+        <w:t>The design allows for as many VCS object types to be defined as needed along with the ability for a user to customize behavior of newly defined objects. For example, defining a VCS object that would allow for predefined knowledge of how source maybe laid out in the SVN tree so that grabbing the latest stable source is an automatic operation.</w:t>
+      </w:r>
+    </w:p>
+    <w:p>
+      <w:pPr>
+        <w:pStyle w:val="Heading3"/>
+      </w:pPr>
+      <w:bookmarkStart w:id="46" w:name="_Toc396470053"/>
+      <w:r>
+        <w:t>Vcs API</w:t>
+      </w:r>
+      <w:bookmarkEnd w:id="46"/>
+    </w:p>
+    <w:p>
+      <w:pPr>
+        <w:sectPr>
+          <w:type w:val="continuous"/>
+          <w:pgSz w:w="12240" w:h="15840"/>
+          <w:pgMar w:top="1440" w:right="1440" w:bottom="1440" w:left="1440" w:header="720" w:footer="720" w:gutter="0"/>
+          <w:cols w:space="720"/>
+          <w:docGrid w:linePitch="360"/>
+        </w:sectPr>
+      </w:pPr>
+    </w:p>
+    <w:p>
+      <w:pPr>
+        <w:sectPr>
+          <w:type w:val="continuous"/>
+          <w:pgSz w:w="12240" w:h="15840"/>
+          <w:pgMar w:top="1440" w:right="1440" w:bottom="1440" w:left="1440" w:header="720" w:footer="720" w:gutter="0"/>
+          <w:cols w:space="720"/>
+          <w:docGrid w:linePitch="360"/>
+        </w:sectPr>
+      </w:pPr>
+      <w:subDoc r:id="rId42"/>
+    </w:p>
+    <w:p>
+      <w:pPr>
+        <w:sectPr>
+          <w:type w:val="continuous"/>
+          <w:pgSz w:w="12240" w:h="15840"/>
+          <w:pgMar w:top="1440" w:right="1440" w:bottom="1440" w:left="1440" w:header="720" w:footer="720" w:gutter="0"/>
+          <w:cols w:space="720"/>
+          <w:docGrid w:linePitch="360"/>
+        </w:sectPr>
+      </w:pPr>
+      <w:subDoc r:id="rId43"/>
+    </w:p>
+    <w:p>
+      <w:subDoc r:id="rId44"/>
+    </w:p>
+    <w:p>
+      <w:pPr>
+        <w:pStyle w:val="Heading2"/>
+      </w:pPr>
+      <w:bookmarkStart w:id="47" w:name="_Toc247618751"/>
+      <w:bookmarkStart w:id="48" w:name="_Toc396470054"/>
+      <w:r>
+        <w:t>Testing</w:t>
+      </w:r>
+      <w:bookmarkEnd w:id="47"/>
+      <w:bookmarkEnd w:id="48"/>
+    </w:p>
+    <w:p>
+      <w:r>
+        <w:t xml:space="preserve">Testing is an important aspect of any project. Parts attempts to define a set of functions to help with different common testing concepts, that may be needed to help produce a quality product release. Currently only the concept of unit testing has been tackled. In future other testing concepts maybe attempted and added to handle more high level testing ideas. All testing concepts will get an independent set of aliases to allow better control over when and how they are built. </w:t>
+      </w:r>
+    </w:p>
+    <w:p>
+      <w:pPr>
+        <w:sectPr>
+          <w:type w:val="continuous"/>
+          <w:pgSz w:w="12240" w:h="15840"/>
+          <w:pgMar w:top="1440" w:right="1440" w:bottom="1440" w:left="1440" w:header="720" w:footer="720" w:gutter="0"/>
+          <w:cols w:space="720"/>
+          <w:docGrid w:linePitch="360"/>
+        </w:sectPr>
+      </w:pPr>
+    </w:p>
+    <w:p>
+      <w:pPr>
+        <w:pStyle w:val="Heading2"/>
+      </w:pPr>
+      <w:bookmarkStart w:id="49" w:name="_Toc396470055"/>
+      <w:subDoc r:id="rId45"/>
+      <w:r>
+        <w:t>Python script runner</w:t>
+      </w:r>
+      <w:bookmarkEnd w:id="49"/>
+    </w:p>
+    <w:p>
+      <w:r>
+        <w:t xml:space="preserve">This function warps a builder object that allows the execution of a external python script. This allows the user to address two issues when using Command/Execute or direct importing of the script. In the case when the script has the same name in many different Parts, but the content of the script is different, this function allows these scripts to be sandboxed from each other in the python loader, without this random behavior can happen as Python will think that it has already imported a certain script. If a custom builder object was made to execute a function in the script random behavior can happen as the load order and use of import reloading can effect what the final builder will do when it is called. This can be very difficult to debug and correct in case of parallel builds. The other case this helps solve is providing an easy way to make sure your script is called only when it has to be during the build and providing a standard way to get data about what the script will do. Without this it can be difficult to tell SCons what the script should provide during the read phase, so SCons can call it correctly during the build phase. </w:t>
+      </w:r>
+    </w:p>
+    <w:p>
+      <w:r>
+        <w:t>To deal with this the python script will load a script with a special importer to prevent issues of script overriding. The script will have to provide two functions. One will need to return a list of files that will be created when the script is ran, and the other will do the actual actions needed to create these files. The names of these function by default will be emit and build, but the user can override what entry points to use.</w:t>
+      </w:r>
+    </w:p>
+    <w:p>
+      <w:pPr>
+        <w:pStyle w:val="Heading3"/>
+      </w:pPr>
+      <w:bookmarkStart w:id="50" w:name="_Toc396470056"/>
+      <w:r>
+        <w:t>Python script runner API</w:t>
+      </w:r>
+      <w:bookmarkEnd w:id="50"/>
+    </w:p>
+    <w:p>
+      <w:pPr>
+        <w:sectPr>
+          <w:type w:val="continuous"/>
+          <w:pgSz w:w="12240" w:h="15840"/>
+          <w:pgMar w:top="1440" w:right="1440" w:bottom="1440" w:left="1440" w:header="720" w:footer="720" w:gutter="0"/>
+          <w:cols w:space="720"/>
+          <w:docGrid w:linePitch="360"/>
+        </w:sectPr>
+      </w:pPr>
+    </w:p>
+    <w:p>
+      <w:subDoc r:id="rId46"/>
+    </w:p>
+    <w:p>
+      <w:pPr>
+        <w:pStyle w:val="Heading2"/>
+      </w:pPr>
+      <w:bookmarkStart w:id="51" w:name="_Toc247618753"/>
+      <w:bookmarkStart w:id="52" w:name="_Toc396470057"/>
       <w:r>
         <w:t>Documentation building</w:t>
       </w:r>
-      <w:bookmarkEnd w:id="49"/>
-      <w:bookmarkEnd w:id="50"/>
+      <w:bookmarkEnd w:id="51"/>
+      <w:bookmarkEnd w:id="52"/>
     </w:p>
     <w:p>
       <w:r>
@@ -11952,6 +12122,42 @@
       <w:sz w:val="20"/>
     </w:rPr>
   </w:style>
+  <w:style w:type="paragraph" w:customStyle="1" w:styleId="CodeBlock18">
+    <w:name w:val="Code Block18"/>
+    <w:basedOn w:val="Normal"/>
+    <w:uiPriority w:val="99"/>
+    <w:qFormat/>
+    <w:rsid w:val="00166DB5"/>
+    <w:pPr>
+      <w:keepNext/>
+      <w:keepLines/>
+      <w:widowControl w:val="0"/>
+      <w:pBdr>
+        <w:top w:val="single" w:sz="8" w:space="1" w:color="4F81BD" w:themeColor="accent1"/>
+        <w:left w:val="single" w:sz="24" w:space="4" w:color="4F81BD" w:themeColor="accent1"/>
+      </w:pBdr>
+      <w:shd w:val="clear" w:color="auto" w:fill="EEECE1" w:themeFill="background2"/>
+      <w:spacing w:after="0"/>
+      <w:ind w:left="288" w:right="288"/>
+    </w:pPr>
+    <w:rPr>
+      <w:rFonts w:ascii="Courier New" w:hAnsi="Courier New"/>
+      <w:i/>
+      <w:sz w:val="20"/>
+    </w:rPr>
+  </w:style>
+  <w:style w:type="paragraph" w:customStyle="1" w:styleId="FunctionDeclarationHeader15">
+    <w:name w:val="Function Declaration Header15"/>
+    <w:basedOn w:val="Heading4"/>
+    <w:qFormat/>
+    <w:rsid w:val="00166DB5"/>
+    <w:pPr>
+      <w:shd w:val="clear" w:color="DBE5F1" w:themeColor="accent1" w:themeTint="33" w:fill="auto"/>
+    </w:pPr>
+    <w:rPr>
+      <w:i w:val="0"/>
+    </w:rPr>
+  </w:style>
 </w:styles>
 </file>
 
@@ -13917,6 +14123,42 @@
       <w:rFonts w:ascii="Courier New" w:hAnsi="Courier New"/>
       <w:i/>
       <w:sz w:val="20"/>
+    </w:rPr>
+  </w:style>
+  <w:style w:type="paragraph" w:customStyle="1" w:styleId="CodeBlock18">
+    <w:name w:val="Code Block18"/>
+    <w:basedOn w:val="Normal"/>
+    <w:uiPriority w:val="99"/>
+    <w:qFormat/>
+    <w:rsid w:val="00166DB5"/>
+    <w:pPr>
+      <w:keepNext/>
+      <w:keepLines/>
+      <w:widowControl w:val="0"/>
+      <w:pBdr>
+        <w:top w:val="single" w:sz="8" w:space="1" w:color="4F81BD" w:themeColor="accent1"/>
+        <w:left w:val="single" w:sz="24" w:space="4" w:color="4F81BD" w:themeColor="accent1"/>
+      </w:pBdr>
+      <w:shd w:val="clear" w:color="auto" w:fill="EEECE1" w:themeFill="background2"/>
+      <w:spacing w:after="0"/>
+      <w:ind w:left="288" w:right="288"/>
+    </w:pPr>
+    <w:rPr>
+      <w:rFonts w:ascii="Courier New" w:hAnsi="Courier New"/>
+      <w:i/>
+      <w:sz w:val="20"/>
+    </w:rPr>
+  </w:style>
+  <w:style w:type="paragraph" w:customStyle="1" w:styleId="FunctionDeclarationHeader15">
+    <w:name w:val="Function Declaration Header15"/>
+    <w:basedOn w:val="Heading4"/>
+    <w:qFormat/>
+    <w:rsid w:val="00166DB5"/>
+    <w:pPr>
+      <w:shd w:val="clear" w:color="DBE5F1" w:themeColor="accent1" w:themeTint="33" w:fill="auto"/>
+    </w:pPr>
+    <w:rPr>
+      <w:i w:val="0"/>
     </w:rPr>
   </w:style>
 </w:styles>
